--- a/DX-SAMPLELIST.docx
+++ b/DX-SAMPLELIST.docx
@@ -1,6 +1,6 @@
 
 <file path=word/document.xml><?xml version="1.0" encoding="utf-8"?>
-<w:document xmlns:wpc="http://schemas.microsoft.com/office/word/2010/wordprocessingCanvas" xmlns:cx="http://schemas.microsoft.com/office/drawing/2014/chartex" xmlns:cx1="http://schemas.microsoft.com/office/drawing/2015/9/8/chartex" xmlns:cx2="http://schemas.microsoft.com/office/drawing/2015/10/21/chartex" xmlns:cx3="http://schemas.microsoft.com/office/drawing/2016/5/9/chartex" xmlns:cx4="http://schemas.microsoft.com/office/drawing/2016/5/10/chartex" xmlns:cx5="http://schemas.microsoft.com/office/drawing/2016/5/11/chartex" xmlns:cx6="http://schemas.microsoft.com/office/drawing/2016/5/12/chartex" xmlns:cx7="http://schemas.microsoft.com/office/drawing/2016/5/13/chartex" xmlns:cx8="http://schemas.microsoft.com/office/drawing/2016/5/14/chartex" xmlns:mc="http://schemas.openxmlformats.org/markup-compatibility/2006" xmlns:aink="http://schemas.microsoft.com/office/drawing/2016/ink" xmlns:am3d="http://schemas.microsoft.com/office/drawing/2017/model3d" xmlns:o="urn:schemas-microsoft-com:office:office" xmlns:r="http://schemas.openxmlformats.org/officeDocument/2006/relationships" xmlns:m="http://schemas.openxmlformats.org/officeDocument/2006/math" xmlns:v="urn:schemas-microsoft-com:vml" xmlns:wp14="http://schemas.microsoft.com/office/word/2010/wordprocessingDrawing" xmlns:wp="http://schemas.openxmlformats.org/drawingml/2006/wordprocessingDrawing" xmlns:w10="urn:schemas-microsoft-com:office:word" xmlns:w="http://schemas.openxmlformats.org/wordprocessingml/2006/main" xmlns:w14="http://schemas.microsoft.com/office/word/2010/wordml" xmlns:w15="http://schemas.microsoft.com/office/word/2012/wordml" xmlns:w16cex="http://schemas.microsoft.com/office/word/2018/wordml/cex" xmlns:w16cid="http://schemas.microsoft.com/office/word/2016/wordml/cid" xmlns:w16="http://schemas.microsoft.com/office/word/2018/wordml" xmlns:w16sdtdh="http://schemas.microsoft.com/office/word/2020/wordml/sdtdatahash" xmlns:w16se="http://schemas.microsoft.com/office/word/2015/wordml/symex" xmlns:wpg="http://schemas.microsoft.com/office/word/2010/wordprocessingGroup" xmlns:wpi="http://schemas.microsoft.com/office/word/2010/wordprocessingInk" xmlns:wne="http://schemas.microsoft.com/office/word/2006/wordml" xmlns:wps="http://schemas.microsoft.com/office/word/2010/wordprocessingShape" mc:Ignorable="w14 w15 w16se w16cid w16 w16cex w16sdtdh wp14">
+<w:document xmlns:wpc="http://schemas.microsoft.com/office/word/2010/wordprocessingCanvas" xmlns:cx="http://schemas.microsoft.com/office/drawing/2014/chartex" xmlns:cx1="http://schemas.microsoft.com/office/drawing/2015/9/8/chartex" xmlns:cx2="http://schemas.microsoft.com/office/drawing/2015/10/21/chartex" xmlns:cx3="http://schemas.microsoft.com/office/drawing/2016/5/9/chartex" xmlns:cx4="http://schemas.microsoft.com/office/drawing/2016/5/10/chartex" xmlns:cx5="http://schemas.microsoft.com/office/drawing/2016/5/11/chartex" xmlns:cx6="http://schemas.microsoft.com/office/drawing/2016/5/12/chartex" xmlns:cx7="http://schemas.microsoft.com/office/drawing/2016/5/13/chartex" xmlns:cx8="http://schemas.microsoft.com/office/drawing/2016/5/14/chartex" xmlns:mc="http://schemas.openxmlformats.org/markup-compatibility/2006" xmlns:aink="http://schemas.microsoft.com/office/drawing/2016/ink" xmlns:am3d="http://schemas.microsoft.com/office/drawing/2017/model3d" xmlns:o="urn:schemas-microsoft-com:office:office" xmlns:oel="http://schemas.microsoft.com/office/2019/extlst" xmlns:r="http://schemas.openxmlformats.org/officeDocument/2006/relationships" xmlns:m="http://schemas.openxmlformats.org/officeDocument/2006/math" xmlns:v="urn:schemas-microsoft-com:vml" xmlns:wp14="http://schemas.microsoft.com/office/word/2010/wordprocessingDrawing" xmlns:wp="http://schemas.openxmlformats.org/drawingml/2006/wordprocessingDrawing" xmlns:w10="urn:schemas-microsoft-com:office:word" xmlns:w="http://schemas.openxmlformats.org/wordprocessingml/2006/main" xmlns:w14="http://schemas.microsoft.com/office/word/2010/wordml" xmlns:w15="http://schemas.microsoft.com/office/word/2012/wordml" xmlns:w16cex="http://schemas.microsoft.com/office/word/2018/wordml/cex" xmlns:w16cid="http://schemas.microsoft.com/office/word/2016/wordml/cid" xmlns:w16="http://schemas.microsoft.com/office/word/2018/wordml" xmlns:w16du="http://schemas.microsoft.com/office/word/2023/wordml/word16du" xmlns:w16sdtdh="http://schemas.microsoft.com/office/word/2020/wordml/sdtdatahash" xmlns:w16sdtfl="http://schemas.microsoft.com/office/word/2024/wordml/sdtformatlock" xmlns:w16se="http://schemas.microsoft.com/office/word/2015/wordml/symex" xmlns:wpg="http://schemas.microsoft.com/office/word/2010/wordprocessingGroup" xmlns:wpi="http://schemas.microsoft.com/office/word/2010/wordprocessingInk" xmlns:wne="http://schemas.microsoft.com/office/word/2006/wordml" xmlns:wps="http://schemas.microsoft.com/office/word/2010/wordprocessingShape" mc:Ignorable="w14 w15 w16se w16cid w16 w16cex w16sdtdh w16sdtfl w16du wp14">
   <w:body>
     <w:tbl>
       <w:tblPr>
@@ -370,6 +370,14 @@
                 <w:bCs/>
               </w:rPr>
             </w:pPr>
+            <w:r>
+              <w:rPr>
+                <w:rFonts w:ascii="Times New Roman" w:hAnsi="Times New Roman" w:cs="Times New Roman"/>
+                <w:b/>
+                <w:bCs/>
+              </w:rPr>
+              <w:t>{{characteristics1}}</w:t>
+            </w:r>
           </w:p>
         </w:tc>
         <w:tc>
@@ -488,7 +496,7 @@
               <w:rPr>
                 <w:rFonts w:ascii="Times New Roman" w:hAnsi="Times New Roman" w:cs="Times New Roman"/>
               </w:rPr>
-              <w:sym w:font="Wingdings 2" w:char="F0A3"/>
+              <w:sym w:font="Wingdings 2" w:char="F052"/>
             </w:r>
             <w:r>
               <w:rPr>
@@ -1638,8 +1646,34 @@
               <w:spacing w:before="20" w:after="20" w:line="276" w:lineRule="auto"/>
               <w:rPr>
                 <w:rFonts w:ascii="Times New Roman" w:hAnsi="Times New Roman" w:cs="Times New Roman"/>
-              </w:rPr>
-            </w:pPr>
+                <w:b/>
+                <w:bCs/>
+              </w:rPr>
+            </w:pPr>
+            <w:r>
+              <w:rPr>
+                <w:rFonts w:ascii="Times New Roman" w:hAnsi="Times New Roman" w:cs="Times New Roman"/>
+                <w:b/>
+                <w:bCs/>
+              </w:rPr>
+              <w:t>{{</w:t>
+            </w:r>
+            <w:r>
+              <w:rPr>
+                <w:rFonts w:ascii="Times New Roman" w:hAnsi="Times New Roman" w:cs="Times New Roman"/>
+                <w:b/>
+                <w:bCs/>
+              </w:rPr>
+              <w:t>expectedDate1</w:t>
+            </w:r>
+            <w:r>
+              <w:rPr>
+                <w:rFonts w:ascii="Times New Roman" w:hAnsi="Times New Roman" w:cs="Times New Roman"/>
+                <w:b/>
+                <w:bCs/>
+              </w:rPr>
+              <w:t>}}</w:t>
+            </w:r>
           </w:p>
         </w:tc>
         <w:tc>
@@ -2217,6 +2251,38 @@
               <w:t>Hàm lượng</w:t>
             </w:r>
           </w:p>
+          <w:p>
+            <w:pPr>
+              <w:spacing w:before="20" w:after="20" w:line="276" w:lineRule="auto"/>
+              <w:rPr>
+                <w:rFonts w:ascii="Times New Roman" w:hAnsi="Times New Roman" w:cs="Times New Roman"/>
+              </w:rPr>
+            </w:pPr>
+            <w:r>
+              <w:rPr>
+                <w:rFonts w:ascii="Times New Roman" w:hAnsi="Times New Roman" w:cs="Times New Roman"/>
+                <w:b/>
+                <w:bCs/>
+              </w:rPr>
+              <w:t>{{characteristics</w:t>
+            </w:r>
+            <w:r>
+              <w:rPr>
+                <w:rFonts w:ascii="Times New Roman" w:hAnsi="Times New Roman" w:cs="Times New Roman"/>
+                <w:b/>
+                <w:bCs/>
+              </w:rPr>
+              <w:t>2</w:t>
+            </w:r>
+            <w:r>
+              <w:rPr>
+                <w:rFonts w:ascii="Times New Roman" w:hAnsi="Times New Roman" w:cs="Times New Roman"/>
+                <w:b/>
+                <w:bCs/>
+              </w:rPr>
+              <w:t>}}</w:t>
+            </w:r>
+          </w:p>
         </w:tc>
         <w:tc>
           <w:tcPr>
@@ -2334,7 +2400,7 @@
               <w:rPr>
                 <w:rFonts w:ascii="Times New Roman" w:hAnsi="Times New Roman" w:cs="Times New Roman"/>
               </w:rPr>
-              <w:sym w:font="Wingdings 2" w:char="F0A3"/>
+              <w:sym w:font="Wingdings 2" w:char="F052"/>
             </w:r>
             <w:r>
               <w:rPr>
@@ -3452,6 +3518,38 @@
                 <w:rFonts w:ascii="Times New Roman" w:hAnsi="Times New Roman" w:cs="Times New Roman"/>
               </w:rPr>
             </w:pPr>
+            <w:r>
+              <w:rPr>
+                <w:rFonts w:ascii="Times New Roman" w:hAnsi="Times New Roman" w:cs="Times New Roman"/>
+                <w:b/>
+                <w:bCs/>
+              </w:rPr>
+              <w:t>{{</w:t>
+            </w:r>
+            <w:r>
+              <w:rPr>
+                <w:rFonts w:ascii="Times New Roman" w:hAnsi="Times New Roman" w:cs="Times New Roman"/>
+                <w:b/>
+                <w:bCs/>
+              </w:rPr>
+              <w:t>expectedDate</w:t>
+            </w:r>
+            <w:r>
+              <w:rPr>
+                <w:rFonts w:ascii="Times New Roman" w:hAnsi="Times New Roman" w:cs="Times New Roman"/>
+                <w:b/>
+                <w:bCs/>
+              </w:rPr>
+              <w:t>2</w:t>
+            </w:r>
+            <w:r>
+              <w:rPr>
+                <w:rFonts w:ascii="Times New Roman" w:hAnsi="Times New Roman" w:cs="Times New Roman"/>
+                <w:b/>
+                <w:bCs/>
+              </w:rPr>
+              <w:t>}}</w:t>
+            </w:r>
           </w:p>
         </w:tc>
         <w:tc>
@@ -3749,7 +3847,7 @@
 </file>
 
 <file path=word/endnotes.xml><?xml version="1.0" encoding="utf-8"?>
-<w:endnotes xmlns:wpc="http://schemas.microsoft.com/office/word/2010/wordprocessingCanvas" xmlns:cx="http://schemas.microsoft.com/office/drawing/2014/chartex" xmlns:cx1="http://schemas.microsoft.com/office/drawing/2015/9/8/chartex" xmlns:cx2="http://schemas.microsoft.com/office/drawing/2015/10/21/chartex" xmlns:cx3="http://schemas.microsoft.com/office/drawing/2016/5/9/chartex" xmlns:cx4="http://schemas.microsoft.com/office/drawing/2016/5/10/chartex" xmlns:cx5="http://schemas.microsoft.com/office/drawing/2016/5/11/chartex" xmlns:cx6="http://schemas.microsoft.com/office/drawing/2016/5/12/chartex" xmlns:cx7="http://schemas.microsoft.com/office/drawing/2016/5/13/chartex" xmlns:cx8="http://schemas.microsoft.com/office/drawing/2016/5/14/chartex" xmlns:mc="http://schemas.openxmlformats.org/markup-compatibility/2006" xmlns:aink="http://schemas.microsoft.com/office/drawing/2016/ink" xmlns:am3d="http://schemas.microsoft.com/office/drawing/2017/model3d" xmlns:o="urn:schemas-microsoft-com:office:office" xmlns:r="http://schemas.openxmlformats.org/officeDocument/2006/relationships" xmlns:m="http://schemas.openxmlformats.org/officeDocument/2006/math" xmlns:v="urn:schemas-microsoft-com:vml" xmlns:wp14="http://schemas.microsoft.com/office/word/2010/wordprocessingDrawing" xmlns:wp="http://schemas.openxmlformats.org/drawingml/2006/wordprocessingDrawing" xmlns:w10="urn:schemas-microsoft-com:office:word" xmlns:w="http://schemas.openxmlformats.org/wordprocessingml/2006/main" xmlns:w14="http://schemas.microsoft.com/office/word/2010/wordml" xmlns:w15="http://schemas.microsoft.com/office/word/2012/wordml" xmlns:w16cex="http://schemas.microsoft.com/office/word/2018/wordml/cex" xmlns:w16cid="http://schemas.microsoft.com/office/word/2016/wordml/cid" xmlns:w16="http://schemas.microsoft.com/office/word/2018/wordml" xmlns:w16sdtdh="http://schemas.microsoft.com/office/word/2020/wordml/sdtdatahash" xmlns:w16se="http://schemas.microsoft.com/office/word/2015/wordml/symex" xmlns:wpg="http://schemas.microsoft.com/office/word/2010/wordprocessingGroup" xmlns:wpi="http://schemas.microsoft.com/office/word/2010/wordprocessingInk" xmlns:wne="http://schemas.microsoft.com/office/word/2006/wordml" xmlns:wps="http://schemas.microsoft.com/office/word/2010/wordprocessingShape" mc:Ignorable="w14 w15 w16se w16cid w16 w16cex w16sdtdh wp14">
+<w:endnotes xmlns:wpc="http://schemas.microsoft.com/office/word/2010/wordprocessingCanvas" xmlns:cx="http://schemas.microsoft.com/office/drawing/2014/chartex" xmlns:cx1="http://schemas.microsoft.com/office/drawing/2015/9/8/chartex" xmlns:cx2="http://schemas.microsoft.com/office/drawing/2015/10/21/chartex" xmlns:cx3="http://schemas.microsoft.com/office/drawing/2016/5/9/chartex" xmlns:cx4="http://schemas.microsoft.com/office/drawing/2016/5/10/chartex" xmlns:cx5="http://schemas.microsoft.com/office/drawing/2016/5/11/chartex" xmlns:cx6="http://schemas.microsoft.com/office/drawing/2016/5/12/chartex" xmlns:cx7="http://schemas.microsoft.com/office/drawing/2016/5/13/chartex" xmlns:cx8="http://schemas.microsoft.com/office/drawing/2016/5/14/chartex" xmlns:mc="http://schemas.openxmlformats.org/markup-compatibility/2006" xmlns:aink="http://schemas.microsoft.com/office/drawing/2016/ink" xmlns:am3d="http://schemas.microsoft.com/office/drawing/2017/model3d" xmlns:o="urn:schemas-microsoft-com:office:office" xmlns:oel="http://schemas.microsoft.com/office/2019/extlst" xmlns:r="http://schemas.openxmlformats.org/officeDocument/2006/relationships" xmlns:m="http://schemas.openxmlformats.org/officeDocument/2006/math" xmlns:v="urn:schemas-microsoft-com:vml" xmlns:wp14="http://schemas.microsoft.com/office/word/2010/wordprocessingDrawing" xmlns:wp="http://schemas.openxmlformats.org/drawingml/2006/wordprocessingDrawing" xmlns:w10="urn:schemas-microsoft-com:office:word" xmlns:w="http://schemas.openxmlformats.org/wordprocessingml/2006/main" xmlns:w14="http://schemas.microsoft.com/office/word/2010/wordml" xmlns:w15="http://schemas.microsoft.com/office/word/2012/wordml" xmlns:w16cex="http://schemas.microsoft.com/office/word/2018/wordml/cex" xmlns:w16cid="http://schemas.microsoft.com/office/word/2016/wordml/cid" xmlns:w16="http://schemas.microsoft.com/office/word/2018/wordml" xmlns:w16du="http://schemas.microsoft.com/office/word/2023/wordml/word16du" xmlns:w16sdtdh="http://schemas.microsoft.com/office/word/2020/wordml/sdtdatahash" xmlns:w16sdtfl="http://schemas.microsoft.com/office/word/2024/wordml/sdtformatlock" xmlns:w16se="http://schemas.microsoft.com/office/word/2015/wordml/symex" xmlns:wpg="http://schemas.microsoft.com/office/word/2010/wordprocessingGroup" xmlns:wpi="http://schemas.microsoft.com/office/word/2010/wordprocessingInk" xmlns:wne="http://schemas.microsoft.com/office/word/2006/wordml" xmlns:wps="http://schemas.microsoft.com/office/word/2010/wordprocessingShape" mc:Ignorable="w14 w15 w16se w16cid w16 w16cex w16sdtdh w16sdtfl w16du wp14">
   <w:endnote w:type="separator" w:id="-1">
     <w:p>
       <w:pPr>
@@ -3774,7 +3872,7 @@
 </file>
 
 <file path=word/footer1.xml><?xml version="1.0" encoding="utf-8"?>
-<w:ftr xmlns:wpc="http://schemas.microsoft.com/office/word/2010/wordprocessingCanvas" xmlns:cx="http://schemas.microsoft.com/office/drawing/2014/chartex" xmlns:cx1="http://schemas.microsoft.com/office/drawing/2015/9/8/chartex" xmlns:cx2="http://schemas.microsoft.com/office/drawing/2015/10/21/chartex" xmlns:cx3="http://schemas.microsoft.com/office/drawing/2016/5/9/chartex" xmlns:cx4="http://schemas.microsoft.com/office/drawing/2016/5/10/chartex" xmlns:cx5="http://schemas.microsoft.com/office/drawing/2016/5/11/chartex" xmlns:cx6="http://schemas.microsoft.com/office/drawing/2016/5/12/chartex" xmlns:cx7="http://schemas.microsoft.com/office/drawing/2016/5/13/chartex" xmlns:cx8="http://schemas.microsoft.com/office/drawing/2016/5/14/chartex" xmlns:mc="http://schemas.openxmlformats.org/markup-compatibility/2006" xmlns:aink="http://schemas.microsoft.com/office/drawing/2016/ink" xmlns:am3d="http://schemas.microsoft.com/office/drawing/2017/model3d" xmlns:o="urn:schemas-microsoft-com:office:office" xmlns:r="http://schemas.openxmlformats.org/officeDocument/2006/relationships" xmlns:m="http://schemas.openxmlformats.org/officeDocument/2006/math" xmlns:v="urn:schemas-microsoft-com:vml" xmlns:wp14="http://schemas.microsoft.com/office/word/2010/wordprocessingDrawing" xmlns:wp="http://schemas.openxmlformats.org/drawingml/2006/wordprocessingDrawing" xmlns:w10="urn:schemas-microsoft-com:office:word" xmlns:w="http://schemas.openxmlformats.org/wordprocessingml/2006/main" xmlns:w14="http://schemas.microsoft.com/office/word/2010/wordml" xmlns:w15="http://schemas.microsoft.com/office/word/2012/wordml" xmlns:w16cex="http://schemas.microsoft.com/office/word/2018/wordml/cex" xmlns:w16cid="http://schemas.microsoft.com/office/word/2016/wordml/cid" xmlns:w16="http://schemas.microsoft.com/office/word/2018/wordml" xmlns:w16sdtdh="http://schemas.microsoft.com/office/word/2020/wordml/sdtdatahash" xmlns:w16se="http://schemas.microsoft.com/office/word/2015/wordml/symex" xmlns:wpg="http://schemas.microsoft.com/office/word/2010/wordprocessingGroup" xmlns:wpi="http://schemas.microsoft.com/office/word/2010/wordprocessingInk" xmlns:wne="http://schemas.microsoft.com/office/word/2006/wordml" xmlns:wps="http://schemas.microsoft.com/office/word/2010/wordprocessingShape" mc:Ignorable="w14 w15 w16se w16cid w16 w16cex w16sdtdh wp14">
+<w:ftr xmlns:wpc="http://schemas.microsoft.com/office/word/2010/wordprocessingCanvas" xmlns:cx="http://schemas.microsoft.com/office/drawing/2014/chartex" xmlns:cx1="http://schemas.microsoft.com/office/drawing/2015/9/8/chartex" xmlns:cx2="http://schemas.microsoft.com/office/drawing/2015/10/21/chartex" xmlns:cx3="http://schemas.microsoft.com/office/drawing/2016/5/9/chartex" xmlns:cx4="http://schemas.microsoft.com/office/drawing/2016/5/10/chartex" xmlns:cx5="http://schemas.microsoft.com/office/drawing/2016/5/11/chartex" xmlns:cx6="http://schemas.microsoft.com/office/drawing/2016/5/12/chartex" xmlns:cx7="http://schemas.microsoft.com/office/drawing/2016/5/13/chartex" xmlns:cx8="http://schemas.microsoft.com/office/drawing/2016/5/14/chartex" xmlns:mc="http://schemas.openxmlformats.org/markup-compatibility/2006" xmlns:aink="http://schemas.microsoft.com/office/drawing/2016/ink" xmlns:am3d="http://schemas.microsoft.com/office/drawing/2017/model3d" xmlns:o="urn:schemas-microsoft-com:office:office" xmlns:oel="http://schemas.microsoft.com/office/2019/extlst" xmlns:r="http://schemas.openxmlformats.org/officeDocument/2006/relationships" xmlns:m="http://schemas.openxmlformats.org/officeDocument/2006/math" xmlns:v="urn:schemas-microsoft-com:vml" xmlns:wp14="http://schemas.microsoft.com/office/word/2010/wordprocessingDrawing" xmlns:wp="http://schemas.openxmlformats.org/drawingml/2006/wordprocessingDrawing" xmlns:w10="urn:schemas-microsoft-com:office:word" xmlns:w="http://schemas.openxmlformats.org/wordprocessingml/2006/main" xmlns:w14="http://schemas.microsoft.com/office/word/2010/wordml" xmlns:w15="http://schemas.microsoft.com/office/word/2012/wordml" xmlns:w16cex="http://schemas.microsoft.com/office/word/2018/wordml/cex" xmlns:w16cid="http://schemas.microsoft.com/office/word/2016/wordml/cid" xmlns:w16="http://schemas.microsoft.com/office/word/2018/wordml" xmlns:w16du="http://schemas.microsoft.com/office/word/2023/wordml/word16du" xmlns:w16sdtdh="http://schemas.microsoft.com/office/word/2020/wordml/sdtdatahash" xmlns:w16sdtfl="http://schemas.microsoft.com/office/word/2024/wordml/sdtformatlock" xmlns:w16se="http://schemas.microsoft.com/office/word/2015/wordml/symex" xmlns:wpg="http://schemas.microsoft.com/office/word/2010/wordprocessingGroup" xmlns:wpi="http://schemas.microsoft.com/office/word/2010/wordprocessingInk" xmlns:wne="http://schemas.microsoft.com/office/word/2006/wordml" xmlns:wps="http://schemas.microsoft.com/office/word/2010/wordprocessingShape" mc:Ignorable="w14 w15 w16se w16cid w16 w16cex w16sdtdh w16sdtfl w16du wp14">
   <w:p>
     <w:pPr>
       <w:pStyle w:val="Footer"/>
@@ -3817,7 +3915,7 @@
 </file>
 
 <file path=word/footnotes.xml><?xml version="1.0" encoding="utf-8"?>
-<w:footnotes xmlns:wpc="http://schemas.microsoft.com/office/word/2010/wordprocessingCanvas" xmlns:cx="http://schemas.microsoft.com/office/drawing/2014/chartex" xmlns:cx1="http://schemas.microsoft.com/office/drawing/2015/9/8/chartex" xmlns:cx2="http://schemas.microsoft.com/office/drawing/2015/10/21/chartex" xmlns:cx3="http://schemas.microsoft.com/office/drawing/2016/5/9/chartex" xmlns:cx4="http://schemas.microsoft.com/office/drawing/2016/5/10/chartex" xmlns:cx5="http://schemas.microsoft.com/office/drawing/2016/5/11/chartex" xmlns:cx6="http://schemas.microsoft.com/office/drawing/2016/5/12/chartex" xmlns:cx7="http://schemas.microsoft.com/office/drawing/2016/5/13/chartex" xmlns:cx8="http://schemas.microsoft.com/office/drawing/2016/5/14/chartex" xmlns:mc="http://schemas.openxmlformats.org/markup-compatibility/2006" xmlns:aink="http://schemas.microsoft.com/office/drawing/2016/ink" xmlns:am3d="http://schemas.microsoft.com/office/drawing/2017/model3d" xmlns:o="urn:schemas-microsoft-com:office:office" xmlns:r="http://schemas.openxmlformats.org/officeDocument/2006/relationships" xmlns:m="http://schemas.openxmlformats.org/officeDocument/2006/math" xmlns:v="urn:schemas-microsoft-com:vml" xmlns:wp14="http://schemas.microsoft.com/office/word/2010/wordprocessingDrawing" xmlns:wp="http://schemas.openxmlformats.org/drawingml/2006/wordprocessingDrawing" xmlns:w10="urn:schemas-microsoft-com:office:word" xmlns:w="http://schemas.openxmlformats.org/wordprocessingml/2006/main" xmlns:w14="http://schemas.microsoft.com/office/word/2010/wordml" xmlns:w15="http://schemas.microsoft.com/office/word/2012/wordml" xmlns:w16cex="http://schemas.microsoft.com/office/word/2018/wordml/cex" xmlns:w16cid="http://schemas.microsoft.com/office/word/2016/wordml/cid" xmlns:w16="http://schemas.microsoft.com/office/word/2018/wordml" xmlns:w16sdtdh="http://schemas.microsoft.com/office/word/2020/wordml/sdtdatahash" xmlns:w16se="http://schemas.microsoft.com/office/word/2015/wordml/symex" xmlns:wpg="http://schemas.microsoft.com/office/word/2010/wordprocessingGroup" xmlns:wpi="http://schemas.microsoft.com/office/word/2010/wordprocessingInk" xmlns:wne="http://schemas.microsoft.com/office/word/2006/wordml" xmlns:wps="http://schemas.microsoft.com/office/word/2010/wordprocessingShape" mc:Ignorable="w14 w15 w16se w16cid w16 w16cex w16sdtdh wp14">
+<w:footnotes xmlns:wpc="http://schemas.microsoft.com/office/word/2010/wordprocessingCanvas" xmlns:cx="http://schemas.microsoft.com/office/drawing/2014/chartex" xmlns:cx1="http://schemas.microsoft.com/office/drawing/2015/9/8/chartex" xmlns:cx2="http://schemas.microsoft.com/office/drawing/2015/10/21/chartex" xmlns:cx3="http://schemas.microsoft.com/office/drawing/2016/5/9/chartex" xmlns:cx4="http://schemas.microsoft.com/office/drawing/2016/5/10/chartex" xmlns:cx5="http://schemas.microsoft.com/office/drawing/2016/5/11/chartex" xmlns:cx6="http://schemas.microsoft.com/office/drawing/2016/5/12/chartex" xmlns:cx7="http://schemas.microsoft.com/office/drawing/2016/5/13/chartex" xmlns:cx8="http://schemas.microsoft.com/office/drawing/2016/5/14/chartex" xmlns:mc="http://schemas.openxmlformats.org/markup-compatibility/2006" xmlns:aink="http://schemas.microsoft.com/office/drawing/2016/ink" xmlns:am3d="http://schemas.microsoft.com/office/drawing/2017/model3d" xmlns:o="urn:schemas-microsoft-com:office:office" xmlns:oel="http://schemas.microsoft.com/office/2019/extlst" xmlns:r="http://schemas.openxmlformats.org/officeDocument/2006/relationships" xmlns:m="http://schemas.openxmlformats.org/officeDocument/2006/math" xmlns:v="urn:schemas-microsoft-com:vml" xmlns:wp14="http://schemas.microsoft.com/office/word/2010/wordprocessingDrawing" xmlns:wp="http://schemas.openxmlformats.org/drawingml/2006/wordprocessingDrawing" xmlns:w10="urn:schemas-microsoft-com:office:word" xmlns:w="http://schemas.openxmlformats.org/wordprocessingml/2006/main" xmlns:w14="http://schemas.microsoft.com/office/word/2010/wordml" xmlns:w15="http://schemas.microsoft.com/office/word/2012/wordml" xmlns:w16cex="http://schemas.microsoft.com/office/word/2018/wordml/cex" xmlns:w16cid="http://schemas.microsoft.com/office/word/2016/wordml/cid" xmlns:w16="http://schemas.microsoft.com/office/word/2018/wordml" xmlns:w16du="http://schemas.microsoft.com/office/word/2023/wordml/word16du" xmlns:w16sdtdh="http://schemas.microsoft.com/office/word/2020/wordml/sdtdatahash" xmlns:w16sdtfl="http://schemas.microsoft.com/office/word/2024/wordml/sdtformatlock" xmlns:w16se="http://schemas.microsoft.com/office/word/2015/wordml/symex" xmlns:wpg="http://schemas.microsoft.com/office/word/2010/wordprocessingGroup" xmlns:wpi="http://schemas.microsoft.com/office/word/2010/wordprocessingInk" xmlns:wne="http://schemas.microsoft.com/office/word/2006/wordml" xmlns:wps="http://schemas.microsoft.com/office/word/2010/wordprocessingShape" mc:Ignorable="w14 w15 w16se w16cid w16 w16cex w16sdtdh w16sdtfl w16du wp14">
   <w:footnote w:type="separator" w:id="-1">
     <w:p>
       <w:pPr>
@@ -3842,7 +3940,7 @@
 </file>
 
 <file path=word/header1.xml><?xml version="1.0" encoding="utf-8"?>
-<w:hdr xmlns:wpc="http://schemas.microsoft.com/office/word/2010/wordprocessingCanvas" xmlns:cx="http://schemas.microsoft.com/office/drawing/2014/chartex" xmlns:cx1="http://schemas.microsoft.com/office/drawing/2015/9/8/chartex" xmlns:cx2="http://schemas.microsoft.com/office/drawing/2015/10/21/chartex" xmlns:cx3="http://schemas.microsoft.com/office/drawing/2016/5/9/chartex" xmlns:cx4="http://schemas.microsoft.com/office/drawing/2016/5/10/chartex" xmlns:cx5="http://schemas.microsoft.com/office/drawing/2016/5/11/chartex" xmlns:cx6="http://schemas.microsoft.com/office/drawing/2016/5/12/chartex" xmlns:cx7="http://schemas.microsoft.com/office/drawing/2016/5/13/chartex" xmlns:cx8="http://schemas.microsoft.com/office/drawing/2016/5/14/chartex" xmlns:mc="http://schemas.openxmlformats.org/markup-compatibility/2006" xmlns:aink="http://schemas.microsoft.com/office/drawing/2016/ink" xmlns:am3d="http://schemas.microsoft.com/office/drawing/2017/model3d" xmlns:o="urn:schemas-microsoft-com:office:office" xmlns:r="http://schemas.openxmlformats.org/officeDocument/2006/relationships" xmlns:m="http://schemas.openxmlformats.org/officeDocument/2006/math" xmlns:v="urn:schemas-microsoft-com:vml" xmlns:wp14="http://schemas.microsoft.com/office/word/2010/wordprocessingDrawing" xmlns:wp="http://schemas.openxmlformats.org/drawingml/2006/wordprocessingDrawing" xmlns:w10="urn:schemas-microsoft-com:office:word" xmlns:w="http://schemas.openxmlformats.org/wordprocessingml/2006/main" xmlns:w14="http://schemas.microsoft.com/office/word/2010/wordml" xmlns:w15="http://schemas.microsoft.com/office/word/2012/wordml" xmlns:w16cex="http://schemas.microsoft.com/office/word/2018/wordml/cex" xmlns:w16cid="http://schemas.microsoft.com/office/word/2016/wordml/cid" xmlns:w16="http://schemas.microsoft.com/office/word/2018/wordml" xmlns:w16sdtdh="http://schemas.microsoft.com/office/word/2020/wordml/sdtdatahash" xmlns:w16se="http://schemas.microsoft.com/office/word/2015/wordml/symex" xmlns:wpg="http://schemas.microsoft.com/office/word/2010/wordprocessingGroup" xmlns:wpi="http://schemas.microsoft.com/office/word/2010/wordprocessingInk" xmlns:wne="http://schemas.microsoft.com/office/word/2006/wordml" xmlns:wps="http://schemas.microsoft.com/office/word/2010/wordprocessingShape" mc:Ignorable="w14 w15 w16se w16cid w16 w16cex w16sdtdh wp14">
+<w:hdr xmlns:wpc="http://schemas.microsoft.com/office/word/2010/wordprocessingCanvas" xmlns:cx="http://schemas.microsoft.com/office/drawing/2014/chartex" xmlns:cx1="http://schemas.microsoft.com/office/drawing/2015/9/8/chartex" xmlns:cx2="http://schemas.microsoft.com/office/drawing/2015/10/21/chartex" xmlns:cx3="http://schemas.microsoft.com/office/drawing/2016/5/9/chartex" xmlns:cx4="http://schemas.microsoft.com/office/drawing/2016/5/10/chartex" xmlns:cx5="http://schemas.microsoft.com/office/drawing/2016/5/11/chartex" xmlns:cx6="http://schemas.microsoft.com/office/drawing/2016/5/12/chartex" xmlns:cx7="http://schemas.microsoft.com/office/drawing/2016/5/13/chartex" xmlns:cx8="http://schemas.microsoft.com/office/drawing/2016/5/14/chartex" xmlns:mc="http://schemas.openxmlformats.org/markup-compatibility/2006" xmlns:aink="http://schemas.microsoft.com/office/drawing/2016/ink" xmlns:am3d="http://schemas.microsoft.com/office/drawing/2017/model3d" xmlns:o="urn:schemas-microsoft-com:office:office" xmlns:oel="http://schemas.microsoft.com/office/2019/extlst" xmlns:r="http://schemas.openxmlformats.org/officeDocument/2006/relationships" xmlns:m="http://schemas.openxmlformats.org/officeDocument/2006/math" xmlns:v="urn:schemas-microsoft-com:vml" xmlns:wp14="http://schemas.microsoft.com/office/word/2010/wordprocessingDrawing" xmlns:wp="http://schemas.openxmlformats.org/drawingml/2006/wordprocessingDrawing" xmlns:w10="urn:schemas-microsoft-com:office:word" xmlns:w="http://schemas.openxmlformats.org/wordprocessingml/2006/main" xmlns:w14="http://schemas.microsoft.com/office/word/2010/wordml" xmlns:w15="http://schemas.microsoft.com/office/word/2012/wordml" xmlns:w16cex="http://schemas.microsoft.com/office/word/2018/wordml/cex" xmlns:w16cid="http://schemas.microsoft.com/office/word/2016/wordml/cid" xmlns:w16="http://schemas.microsoft.com/office/word/2018/wordml" xmlns:w16du="http://schemas.microsoft.com/office/word/2023/wordml/word16du" xmlns:w16sdtdh="http://schemas.microsoft.com/office/word/2020/wordml/sdtdatahash" xmlns:w16sdtfl="http://schemas.microsoft.com/office/word/2024/wordml/sdtformatlock" xmlns:w16se="http://schemas.microsoft.com/office/word/2015/wordml/symex" xmlns:wpg="http://schemas.microsoft.com/office/word/2010/wordprocessingGroup" xmlns:wpi="http://schemas.microsoft.com/office/word/2010/wordprocessingInk" xmlns:wne="http://schemas.microsoft.com/office/word/2006/wordml" xmlns:wps="http://schemas.microsoft.com/office/word/2010/wordprocessingShape" mc:Ignorable="w14 w15 w16se w16cid w16 w16cex w16sdtdh w16sdtfl w16du wp14">
   <w:p>
     <w:pPr>
       <w:pStyle w:val="Header"/>
@@ -3870,7 +3968,7 @@
 </file>
 
 <file path=word/styles.xml><?xml version="1.0" encoding="utf-8"?>
-<w:styles xmlns:mc="http://schemas.openxmlformats.org/markup-compatibility/2006" xmlns:r="http://schemas.openxmlformats.org/officeDocument/2006/relationships" xmlns:w="http://schemas.openxmlformats.org/wordprocessingml/2006/main" xmlns:w14="http://schemas.microsoft.com/office/word/2010/wordml" xmlns:w15="http://schemas.microsoft.com/office/word/2012/wordml" xmlns:w16cex="http://schemas.microsoft.com/office/word/2018/wordml/cex" xmlns:w16cid="http://schemas.microsoft.com/office/word/2016/wordml/cid" xmlns:w16="http://schemas.microsoft.com/office/word/2018/wordml" xmlns:w16sdtdh="http://schemas.microsoft.com/office/word/2020/wordml/sdtdatahash" xmlns:w16se="http://schemas.microsoft.com/office/word/2015/wordml/symex" mc:Ignorable="w14 w15 w16se w16cid w16 w16cex w16sdtdh">
+<w:styles xmlns:mc="http://schemas.openxmlformats.org/markup-compatibility/2006" xmlns:r="http://schemas.openxmlformats.org/officeDocument/2006/relationships" xmlns:w="http://schemas.openxmlformats.org/wordprocessingml/2006/main" xmlns:w14="http://schemas.microsoft.com/office/word/2010/wordml" xmlns:w15="http://schemas.microsoft.com/office/word/2012/wordml" xmlns:w16cex="http://schemas.microsoft.com/office/word/2018/wordml/cex" xmlns:w16cid="http://schemas.microsoft.com/office/word/2016/wordml/cid" xmlns:w16="http://schemas.microsoft.com/office/word/2018/wordml" xmlns:w16du="http://schemas.microsoft.com/office/word/2023/wordml/word16du" xmlns:w16sdtdh="http://schemas.microsoft.com/office/word/2020/wordml/sdtdatahash" xmlns:w16sdtfl="http://schemas.microsoft.com/office/word/2024/wordml/sdtformatlock" xmlns:w16se="http://schemas.microsoft.com/office/word/2015/wordml/symex" mc:Ignorable="w14 w15 w16se w16cid w16 w16cex w16sdtdh w16sdtfl w16du">
   <w:docDefaults>
     <w:rPrDefault>
       <w:rPr>

--- a/DX-SAMPLELIST.docx
+++ b/DX-SAMPLELIST.docx
@@ -1,6 +1,6 @@
 
 <file path=word/document.xml><?xml version="1.0" encoding="utf-8"?>
-<w:document xmlns:wpc="http://schemas.microsoft.com/office/word/2010/wordprocessingCanvas" xmlns:cx="http://schemas.microsoft.com/office/drawing/2014/chartex" xmlns:cx1="http://schemas.microsoft.com/office/drawing/2015/9/8/chartex" xmlns:cx2="http://schemas.microsoft.com/office/drawing/2015/10/21/chartex" xmlns:cx3="http://schemas.microsoft.com/office/drawing/2016/5/9/chartex" xmlns:cx4="http://schemas.microsoft.com/office/drawing/2016/5/10/chartex" xmlns:cx5="http://schemas.microsoft.com/office/drawing/2016/5/11/chartex" xmlns:cx6="http://schemas.microsoft.com/office/drawing/2016/5/12/chartex" xmlns:cx7="http://schemas.microsoft.com/office/drawing/2016/5/13/chartex" xmlns:cx8="http://schemas.microsoft.com/office/drawing/2016/5/14/chartex" xmlns:mc="http://schemas.openxmlformats.org/markup-compatibility/2006" xmlns:aink="http://schemas.microsoft.com/office/drawing/2016/ink" xmlns:am3d="http://schemas.microsoft.com/office/drawing/2017/model3d" xmlns:o="urn:schemas-microsoft-com:office:office" xmlns:r="http://schemas.openxmlformats.org/officeDocument/2006/relationships" xmlns:m="http://schemas.openxmlformats.org/officeDocument/2006/math" xmlns:v="urn:schemas-microsoft-com:vml" xmlns:wp14="http://schemas.microsoft.com/office/word/2010/wordprocessingDrawing" xmlns:wp="http://schemas.openxmlformats.org/drawingml/2006/wordprocessingDrawing" xmlns:w10="urn:schemas-microsoft-com:office:word" xmlns:w="http://schemas.openxmlformats.org/wordprocessingml/2006/main" xmlns:w14="http://schemas.microsoft.com/office/word/2010/wordml" xmlns:w15="http://schemas.microsoft.com/office/word/2012/wordml" xmlns:w16cex="http://schemas.microsoft.com/office/word/2018/wordml/cex" xmlns:w16cid="http://schemas.microsoft.com/office/word/2016/wordml/cid" xmlns:w16="http://schemas.microsoft.com/office/word/2018/wordml" xmlns:w16sdtdh="http://schemas.microsoft.com/office/word/2020/wordml/sdtdatahash" xmlns:w16se="http://schemas.microsoft.com/office/word/2015/wordml/symex" xmlns:wpg="http://schemas.microsoft.com/office/word/2010/wordprocessingGroup" xmlns:wpi="http://schemas.microsoft.com/office/word/2010/wordprocessingInk" xmlns:wne="http://schemas.microsoft.com/office/word/2006/wordml" xmlns:wps="http://schemas.microsoft.com/office/word/2010/wordprocessingShape" mc:Ignorable="w14 w15 w16se w16cid w16 w16cex w16sdtdh wp14">
+<w:document xmlns:wpc="http://schemas.microsoft.com/office/word/2010/wordprocessingCanvas" xmlns:cx="http://schemas.microsoft.com/office/drawing/2014/chartex" xmlns:cx1="http://schemas.microsoft.com/office/drawing/2015/9/8/chartex" xmlns:cx2="http://schemas.microsoft.com/office/drawing/2015/10/21/chartex" xmlns:cx3="http://schemas.microsoft.com/office/drawing/2016/5/9/chartex" xmlns:cx4="http://schemas.microsoft.com/office/drawing/2016/5/10/chartex" xmlns:cx5="http://schemas.microsoft.com/office/drawing/2016/5/11/chartex" xmlns:cx6="http://schemas.microsoft.com/office/drawing/2016/5/12/chartex" xmlns:cx7="http://schemas.microsoft.com/office/drawing/2016/5/13/chartex" xmlns:cx8="http://schemas.microsoft.com/office/drawing/2016/5/14/chartex" xmlns:mc="http://schemas.openxmlformats.org/markup-compatibility/2006" xmlns:aink="http://schemas.microsoft.com/office/drawing/2016/ink" xmlns:am3d="http://schemas.microsoft.com/office/drawing/2017/model3d" xmlns:o="urn:schemas-microsoft-com:office:office" xmlns:oel="http://schemas.microsoft.com/office/2019/extlst" xmlns:r="http://schemas.openxmlformats.org/officeDocument/2006/relationships" xmlns:m="http://schemas.openxmlformats.org/officeDocument/2006/math" xmlns:v="urn:schemas-microsoft-com:vml" xmlns:wp14="http://schemas.microsoft.com/office/word/2010/wordprocessingDrawing" xmlns:wp="http://schemas.openxmlformats.org/drawingml/2006/wordprocessingDrawing" xmlns:w10="urn:schemas-microsoft-com:office:word" xmlns:w="http://schemas.openxmlformats.org/wordprocessingml/2006/main" xmlns:w14="http://schemas.microsoft.com/office/word/2010/wordml" xmlns:w15="http://schemas.microsoft.com/office/word/2012/wordml" xmlns:w16cex="http://schemas.microsoft.com/office/word/2018/wordml/cex" xmlns:w16cid="http://schemas.microsoft.com/office/word/2016/wordml/cid" xmlns:w16="http://schemas.microsoft.com/office/word/2018/wordml" xmlns:w16du="http://schemas.microsoft.com/office/word/2023/wordml/word16du" xmlns:w16sdtdh="http://schemas.microsoft.com/office/word/2020/wordml/sdtdatahash" xmlns:w16sdtfl="http://schemas.microsoft.com/office/word/2024/wordml/sdtformatlock" xmlns:w16se="http://schemas.microsoft.com/office/word/2015/wordml/symex" xmlns:wpg="http://schemas.microsoft.com/office/word/2010/wordprocessingGroup" xmlns:wpi="http://schemas.microsoft.com/office/word/2010/wordprocessingInk" xmlns:wne="http://schemas.microsoft.com/office/word/2006/wordml" xmlns:wps="http://schemas.microsoft.com/office/word/2010/wordprocessingShape" mc:Ignorable="w14 w15 w16se w16cid w16 w16cex w16sdtdh w16sdtfl w16du wp14">
   <w:body>
     <w:tbl>
       <w:tblPr>
@@ -364,6 +364,14 @@
                 <w:bCs/>
               </w:rPr>
             </w:pPr>
+            <w:r>
+              <w:rPr>
+                <w:rFonts w:ascii="Times New Roman" w:hAnsi="Times New Roman" w:cs="Times New Roman"/>
+                <w:b/>
+                <w:bCs/>
+              </w:rPr>
+              <w:t>{{characteristics1}}</w:t>
+            </w:r>
           </w:p>
         </w:tc>
         <w:tc>
@@ -1616,8 +1624,18 @@
               <w:spacing w:before="20" w:after="20" w:line="276" w:lineRule="auto"/>
               <w:rPr>
                 <w:rFonts w:ascii="Times New Roman" w:hAnsi="Times New Roman" w:cs="Times New Roman"/>
-              </w:rPr>
-            </w:pPr>
+                <w:b/>
+                <w:bCs/>
+              </w:rPr>
+            </w:pPr>
+            <w:r>
+              <w:rPr>
+                <w:rFonts w:ascii="Times New Roman" w:hAnsi="Times New Roman" w:cs="Times New Roman"/>
+                <w:b/>
+                <w:bCs/>
+              </w:rPr>
+              <w:t>{{expectedDate1}}</w:t>
+            </w:r>
           </w:p>
         </w:tc>
         <w:tc>
@@ -2189,6 +2207,38 @@
               <w:t>Hàm lượng</w:t>
             </w:r>
           </w:p>
+          <w:p>
+            <w:pPr>
+              <w:spacing w:before="20" w:after="20" w:line="276" w:lineRule="auto"/>
+              <w:rPr>
+                <w:rFonts w:ascii="Times New Roman" w:hAnsi="Times New Roman" w:cs="Times New Roman"/>
+              </w:rPr>
+            </w:pPr>
+            <w:r>
+              <w:rPr>
+                <w:rFonts w:ascii="Times New Roman" w:hAnsi="Times New Roman" w:cs="Times New Roman"/>
+                <w:b/>
+                <w:bCs/>
+              </w:rPr>
+              <w:t>{{characteristics</w:t>
+            </w:r>
+            <w:r>
+              <w:rPr>
+                <w:rFonts w:ascii="Times New Roman" w:hAnsi="Times New Roman" w:cs="Times New Roman"/>
+                <w:b/>
+                <w:bCs/>
+              </w:rPr>
+              <w:t>2</w:t>
+            </w:r>
+            <w:r>
+              <w:rPr>
+                <w:rFonts w:ascii="Times New Roman" w:hAnsi="Times New Roman" w:cs="Times New Roman"/>
+                <w:b/>
+                <w:bCs/>
+              </w:rPr>
+              <w:t>}}</w:t>
+            </w:r>
+          </w:p>
         </w:tc>
         <w:tc>
           <w:tcPr>
@@ -3408,6 +3458,30 @@
                 <w:rFonts w:ascii="Times New Roman" w:hAnsi="Times New Roman" w:cs="Times New Roman"/>
               </w:rPr>
             </w:pPr>
+            <w:r>
+              <w:rPr>
+                <w:rFonts w:ascii="Times New Roman" w:hAnsi="Times New Roman" w:cs="Times New Roman"/>
+                <w:b/>
+                <w:bCs/>
+              </w:rPr>
+              <w:t>{{expectedDate</w:t>
+            </w:r>
+            <w:r>
+              <w:rPr>
+                <w:rFonts w:ascii="Times New Roman" w:hAnsi="Times New Roman" w:cs="Times New Roman"/>
+                <w:b/>
+                <w:bCs/>
+              </w:rPr>
+              <w:t>2</w:t>
+            </w:r>
+            <w:r>
+              <w:rPr>
+                <w:rFonts w:ascii="Times New Roman" w:hAnsi="Times New Roman" w:cs="Times New Roman"/>
+                <w:b/>
+                <w:bCs/>
+              </w:rPr>
+              <w:t>}}</w:t>
+            </w:r>
           </w:p>
         </w:tc>
         <w:tc>
@@ -3703,7 +3777,7 @@
 </file>
 
 <file path=word/endnotes.xml><?xml version="1.0" encoding="utf-8"?>
-<w:endnotes xmlns:wpc="http://schemas.microsoft.com/office/word/2010/wordprocessingCanvas" xmlns:cx="http://schemas.microsoft.com/office/drawing/2014/chartex" xmlns:cx1="http://schemas.microsoft.com/office/drawing/2015/9/8/chartex" xmlns:cx2="http://schemas.microsoft.com/office/drawing/2015/10/21/chartex" xmlns:cx3="http://schemas.microsoft.com/office/drawing/2016/5/9/chartex" xmlns:cx4="http://schemas.microsoft.com/office/drawing/2016/5/10/chartex" xmlns:cx5="http://schemas.microsoft.com/office/drawing/2016/5/11/chartex" xmlns:cx6="http://schemas.microsoft.com/office/drawing/2016/5/12/chartex" xmlns:cx7="http://schemas.microsoft.com/office/drawing/2016/5/13/chartex" xmlns:cx8="http://schemas.microsoft.com/office/drawing/2016/5/14/chartex" xmlns:mc="http://schemas.openxmlformats.org/markup-compatibility/2006" xmlns:aink="http://schemas.microsoft.com/office/drawing/2016/ink" xmlns:am3d="http://schemas.microsoft.com/office/drawing/2017/model3d" xmlns:o="urn:schemas-microsoft-com:office:office" xmlns:r="http://schemas.openxmlformats.org/officeDocument/2006/relationships" xmlns:m="http://schemas.openxmlformats.org/officeDocument/2006/math" xmlns:v="urn:schemas-microsoft-com:vml" xmlns:wp14="http://schemas.microsoft.com/office/word/2010/wordprocessingDrawing" xmlns:wp="http://schemas.openxmlformats.org/drawingml/2006/wordprocessingDrawing" xmlns:w10="urn:schemas-microsoft-com:office:word" xmlns:w="http://schemas.openxmlformats.org/wordprocessingml/2006/main" xmlns:w14="http://schemas.microsoft.com/office/word/2010/wordml" xmlns:w15="http://schemas.microsoft.com/office/word/2012/wordml" xmlns:w16cex="http://schemas.microsoft.com/office/word/2018/wordml/cex" xmlns:w16cid="http://schemas.microsoft.com/office/word/2016/wordml/cid" xmlns:w16="http://schemas.microsoft.com/office/word/2018/wordml" xmlns:w16sdtdh="http://schemas.microsoft.com/office/word/2020/wordml/sdtdatahash" xmlns:w16se="http://schemas.microsoft.com/office/word/2015/wordml/symex" xmlns:wpg="http://schemas.microsoft.com/office/word/2010/wordprocessingGroup" xmlns:wpi="http://schemas.microsoft.com/office/word/2010/wordprocessingInk" xmlns:wne="http://schemas.microsoft.com/office/word/2006/wordml" xmlns:wps="http://schemas.microsoft.com/office/word/2010/wordprocessingShape" mc:Ignorable="w14 w15 w16se w16cid w16 w16cex w16sdtdh wp14">
+<w:endnotes xmlns:wpc="http://schemas.microsoft.com/office/word/2010/wordprocessingCanvas" xmlns:cx="http://schemas.microsoft.com/office/drawing/2014/chartex" xmlns:cx1="http://schemas.microsoft.com/office/drawing/2015/9/8/chartex" xmlns:cx2="http://schemas.microsoft.com/office/drawing/2015/10/21/chartex" xmlns:cx3="http://schemas.microsoft.com/office/drawing/2016/5/9/chartex" xmlns:cx4="http://schemas.microsoft.com/office/drawing/2016/5/10/chartex" xmlns:cx5="http://schemas.microsoft.com/office/drawing/2016/5/11/chartex" xmlns:cx6="http://schemas.microsoft.com/office/drawing/2016/5/12/chartex" xmlns:cx7="http://schemas.microsoft.com/office/drawing/2016/5/13/chartex" xmlns:cx8="http://schemas.microsoft.com/office/drawing/2016/5/14/chartex" xmlns:mc="http://schemas.openxmlformats.org/markup-compatibility/2006" xmlns:aink="http://schemas.microsoft.com/office/drawing/2016/ink" xmlns:am3d="http://schemas.microsoft.com/office/drawing/2017/model3d" xmlns:o="urn:schemas-microsoft-com:office:office" xmlns:oel="http://schemas.microsoft.com/office/2019/extlst" xmlns:r="http://schemas.openxmlformats.org/officeDocument/2006/relationships" xmlns:m="http://schemas.openxmlformats.org/officeDocument/2006/math" xmlns:v="urn:schemas-microsoft-com:vml" xmlns:wp14="http://schemas.microsoft.com/office/word/2010/wordprocessingDrawing" xmlns:wp="http://schemas.openxmlformats.org/drawingml/2006/wordprocessingDrawing" xmlns:w10="urn:schemas-microsoft-com:office:word" xmlns:w="http://schemas.openxmlformats.org/wordprocessingml/2006/main" xmlns:w14="http://schemas.microsoft.com/office/word/2010/wordml" xmlns:w15="http://schemas.microsoft.com/office/word/2012/wordml" xmlns:w16cex="http://schemas.microsoft.com/office/word/2018/wordml/cex" xmlns:w16cid="http://schemas.microsoft.com/office/word/2016/wordml/cid" xmlns:w16="http://schemas.microsoft.com/office/word/2018/wordml" xmlns:w16du="http://schemas.microsoft.com/office/word/2023/wordml/word16du" xmlns:w16sdtdh="http://schemas.microsoft.com/office/word/2020/wordml/sdtdatahash" xmlns:w16sdtfl="http://schemas.microsoft.com/office/word/2024/wordml/sdtformatlock" xmlns:w16se="http://schemas.microsoft.com/office/word/2015/wordml/symex" xmlns:wpg="http://schemas.microsoft.com/office/word/2010/wordprocessingGroup" xmlns:wpi="http://schemas.microsoft.com/office/word/2010/wordprocessingInk" xmlns:wne="http://schemas.microsoft.com/office/word/2006/wordml" xmlns:wps="http://schemas.microsoft.com/office/word/2010/wordprocessingShape" mc:Ignorable="w14 w15 w16se w16cid w16 w16cex w16sdtdh w16sdtfl w16du wp14">
   <w:endnote w:type="separator" w:id="-1">
     <w:p>
       <w:pPr>
@@ -3728,7 +3802,7 @@
 </file>
 
 <file path=word/footer1.xml><?xml version="1.0" encoding="utf-8"?>
-<w:ftr xmlns:wpc="http://schemas.microsoft.com/office/word/2010/wordprocessingCanvas" xmlns:cx="http://schemas.microsoft.com/office/drawing/2014/chartex" xmlns:cx1="http://schemas.microsoft.com/office/drawing/2015/9/8/chartex" xmlns:cx2="http://schemas.microsoft.com/office/drawing/2015/10/21/chartex" xmlns:cx3="http://schemas.microsoft.com/office/drawing/2016/5/9/chartex" xmlns:cx4="http://schemas.microsoft.com/office/drawing/2016/5/10/chartex" xmlns:cx5="http://schemas.microsoft.com/office/drawing/2016/5/11/chartex" xmlns:cx6="http://schemas.microsoft.com/office/drawing/2016/5/12/chartex" xmlns:cx7="http://schemas.microsoft.com/office/drawing/2016/5/13/chartex" xmlns:cx8="http://schemas.microsoft.com/office/drawing/2016/5/14/chartex" xmlns:mc="http://schemas.openxmlformats.org/markup-compatibility/2006" xmlns:aink="http://schemas.microsoft.com/office/drawing/2016/ink" xmlns:am3d="http://schemas.microsoft.com/office/drawing/2017/model3d" xmlns:o="urn:schemas-microsoft-com:office:office" xmlns:r="http://schemas.openxmlformats.org/officeDocument/2006/relationships" xmlns:m="http://schemas.openxmlformats.org/officeDocument/2006/math" xmlns:v="urn:schemas-microsoft-com:vml" xmlns:wp14="http://schemas.microsoft.com/office/word/2010/wordprocessingDrawing" xmlns:wp="http://schemas.openxmlformats.org/drawingml/2006/wordprocessingDrawing" xmlns:w10="urn:schemas-microsoft-com:office:word" xmlns:w="http://schemas.openxmlformats.org/wordprocessingml/2006/main" xmlns:w14="http://schemas.microsoft.com/office/word/2010/wordml" xmlns:w15="http://schemas.microsoft.com/office/word/2012/wordml" xmlns:w16cex="http://schemas.microsoft.com/office/word/2018/wordml/cex" xmlns:w16cid="http://schemas.microsoft.com/office/word/2016/wordml/cid" xmlns:w16="http://schemas.microsoft.com/office/word/2018/wordml" xmlns:w16sdtdh="http://schemas.microsoft.com/office/word/2020/wordml/sdtdatahash" xmlns:w16se="http://schemas.microsoft.com/office/word/2015/wordml/symex" xmlns:wpg="http://schemas.microsoft.com/office/word/2010/wordprocessingGroup" xmlns:wpi="http://schemas.microsoft.com/office/word/2010/wordprocessingInk" xmlns:wne="http://schemas.microsoft.com/office/word/2006/wordml" xmlns:wps="http://schemas.microsoft.com/office/word/2010/wordprocessingShape" mc:Ignorable="w14 w15 w16se w16cid w16 w16cex w16sdtdh wp14">
+<w:ftr xmlns:wpc="http://schemas.microsoft.com/office/word/2010/wordprocessingCanvas" xmlns:cx="http://schemas.microsoft.com/office/drawing/2014/chartex" xmlns:cx1="http://schemas.microsoft.com/office/drawing/2015/9/8/chartex" xmlns:cx2="http://schemas.microsoft.com/office/drawing/2015/10/21/chartex" xmlns:cx3="http://schemas.microsoft.com/office/drawing/2016/5/9/chartex" xmlns:cx4="http://schemas.microsoft.com/office/drawing/2016/5/10/chartex" xmlns:cx5="http://schemas.microsoft.com/office/drawing/2016/5/11/chartex" xmlns:cx6="http://schemas.microsoft.com/office/drawing/2016/5/12/chartex" xmlns:cx7="http://schemas.microsoft.com/office/drawing/2016/5/13/chartex" xmlns:cx8="http://schemas.microsoft.com/office/drawing/2016/5/14/chartex" xmlns:mc="http://schemas.openxmlformats.org/markup-compatibility/2006" xmlns:aink="http://schemas.microsoft.com/office/drawing/2016/ink" xmlns:am3d="http://schemas.microsoft.com/office/drawing/2017/model3d" xmlns:o="urn:schemas-microsoft-com:office:office" xmlns:oel="http://schemas.microsoft.com/office/2019/extlst" xmlns:r="http://schemas.openxmlformats.org/officeDocument/2006/relationships" xmlns:m="http://schemas.openxmlformats.org/officeDocument/2006/math" xmlns:v="urn:schemas-microsoft-com:vml" xmlns:wp14="http://schemas.microsoft.com/office/word/2010/wordprocessingDrawing" xmlns:wp="http://schemas.openxmlformats.org/drawingml/2006/wordprocessingDrawing" xmlns:w10="urn:schemas-microsoft-com:office:word" xmlns:w="http://schemas.openxmlformats.org/wordprocessingml/2006/main" xmlns:w14="http://schemas.microsoft.com/office/word/2010/wordml" xmlns:w15="http://schemas.microsoft.com/office/word/2012/wordml" xmlns:w16cex="http://schemas.microsoft.com/office/word/2018/wordml/cex" xmlns:w16cid="http://schemas.microsoft.com/office/word/2016/wordml/cid" xmlns:w16="http://schemas.microsoft.com/office/word/2018/wordml" xmlns:w16du="http://schemas.microsoft.com/office/word/2023/wordml/word16du" xmlns:w16sdtdh="http://schemas.microsoft.com/office/word/2020/wordml/sdtdatahash" xmlns:w16sdtfl="http://schemas.microsoft.com/office/word/2024/wordml/sdtformatlock" xmlns:w16se="http://schemas.microsoft.com/office/word/2015/wordml/symex" xmlns:wpg="http://schemas.microsoft.com/office/word/2010/wordprocessingGroup" xmlns:wpi="http://schemas.microsoft.com/office/word/2010/wordprocessingInk" xmlns:wne="http://schemas.microsoft.com/office/word/2006/wordml" xmlns:wps="http://schemas.microsoft.com/office/word/2010/wordprocessingShape" mc:Ignorable="w14 w15 w16se w16cid w16 w16cex w16sdtdh w16sdtfl w16du wp14">
   <w:p>
     <w:pPr>
       <w:pStyle w:val="Footer"/>
@@ -3771,7 +3845,7 @@
 </file>
 
 <file path=word/footnotes.xml><?xml version="1.0" encoding="utf-8"?>
-<w:footnotes xmlns:wpc="http://schemas.microsoft.com/office/word/2010/wordprocessingCanvas" xmlns:cx="http://schemas.microsoft.com/office/drawing/2014/chartex" xmlns:cx1="http://schemas.microsoft.com/office/drawing/2015/9/8/chartex" xmlns:cx2="http://schemas.microsoft.com/office/drawing/2015/10/21/chartex" xmlns:cx3="http://schemas.microsoft.com/office/drawing/2016/5/9/chartex" xmlns:cx4="http://schemas.microsoft.com/office/drawing/2016/5/10/chartex" xmlns:cx5="http://schemas.microsoft.com/office/drawing/2016/5/11/chartex" xmlns:cx6="http://schemas.microsoft.com/office/drawing/2016/5/12/chartex" xmlns:cx7="http://schemas.microsoft.com/office/drawing/2016/5/13/chartex" xmlns:cx8="http://schemas.microsoft.com/office/drawing/2016/5/14/chartex" xmlns:mc="http://schemas.openxmlformats.org/markup-compatibility/2006" xmlns:aink="http://schemas.microsoft.com/office/drawing/2016/ink" xmlns:am3d="http://schemas.microsoft.com/office/drawing/2017/model3d" xmlns:o="urn:schemas-microsoft-com:office:office" xmlns:r="http://schemas.openxmlformats.org/officeDocument/2006/relationships" xmlns:m="http://schemas.openxmlformats.org/officeDocument/2006/math" xmlns:v="urn:schemas-microsoft-com:vml" xmlns:wp14="http://schemas.microsoft.com/office/word/2010/wordprocessingDrawing" xmlns:wp="http://schemas.openxmlformats.org/drawingml/2006/wordprocessingDrawing" xmlns:w10="urn:schemas-microsoft-com:office:word" xmlns:w="http://schemas.openxmlformats.org/wordprocessingml/2006/main" xmlns:w14="http://schemas.microsoft.com/office/word/2010/wordml" xmlns:w15="http://schemas.microsoft.com/office/word/2012/wordml" xmlns:w16cex="http://schemas.microsoft.com/office/word/2018/wordml/cex" xmlns:w16cid="http://schemas.microsoft.com/office/word/2016/wordml/cid" xmlns:w16="http://schemas.microsoft.com/office/word/2018/wordml" xmlns:w16sdtdh="http://schemas.microsoft.com/office/word/2020/wordml/sdtdatahash" xmlns:w16se="http://schemas.microsoft.com/office/word/2015/wordml/symex" xmlns:wpg="http://schemas.microsoft.com/office/word/2010/wordprocessingGroup" xmlns:wpi="http://schemas.microsoft.com/office/word/2010/wordprocessingInk" xmlns:wne="http://schemas.microsoft.com/office/word/2006/wordml" xmlns:wps="http://schemas.microsoft.com/office/word/2010/wordprocessingShape" mc:Ignorable="w14 w15 w16se w16cid w16 w16cex w16sdtdh wp14">
+<w:footnotes xmlns:wpc="http://schemas.microsoft.com/office/word/2010/wordprocessingCanvas" xmlns:cx="http://schemas.microsoft.com/office/drawing/2014/chartex" xmlns:cx1="http://schemas.microsoft.com/office/drawing/2015/9/8/chartex" xmlns:cx2="http://schemas.microsoft.com/office/drawing/2015/10/21/chartex" xmlns:cx3="http://schemas.microsoft.com/office/drawing/2016/5/9/chartex" xmlns:cx4="http://schemas.microsoft.com/office/drawing/2016/5/10/chartex" xmlns:cx5="http://schemas.microsoft.com/office/drawing/2016/5/11/chartex" xmlns:cx6="http://schemas.microsoft.com/office/drawing/2016/5/12/chartex" xmlns:cx7="http://schemas.microsoft.com/office/drawing/2016/5/13/chartex" xmlns:cx8="http://schemas.microsoft.com/office/drawing/2016/5/14/chartex" xmlns:mc="http://schemas.openxmlformats.org/markup-compatibility/2006" xmlns:aink="http://schemas.microsoft.com/office/drawing/2016/ink" xmlns:am3d="http://schemas.microsoft.com/office/drawing/2017/model3d" xmlns:o="urn:schemas-microsoft-com:office:office" xmlns:oel="http://schemas.microsoft.com/office/2019/extlst" xmlns:r="http://schemas.openxmlformats.org/officeDocument/2006/relationships" xmlns:m="http://schemas.openxmlformats.org/officeDocument/2006/math" xmlns:v="urn:schemas-microsoft-com:vml" xmlns:wp14="http://schemas.microsoft.com/office/word/2010/wordprocessingDrawing" xmlns:wp="http://schemas.openxmlformats.org/drawingml/2006/wordprocessingDrawing" xmlns:w10="urn:schemas-microsoft-com:office:word" xmlns:w="http://schemas.openxmlformats.org/wordprocessingml/2006/main" xmlns:w14="http://schemas.microsoft.com/office/word/2010/wordml" xmlns:w15="http://schemas.microsoft.com/office/word/2012/wordml" xmlns:w16cex="http://schemas.microsoft.com/office/word/2018/wordml/cex" xmlns:w16cid="http://schemas.microsoft.com/office/word/2016/wordml/cid" xmlns:w16="http://schemas.microsoft.com/office/word/2018/wordml" xmlns:w16du="http://schemas.microsoft.com/office/word/2023/wordml/word16du" xmlns:w16sdtdh="http://schemas.microsoft.com/office/word/2020/wordml/sdtdatahash" xmlns:w16sdtfl="http://schemas.microsoft.com/office/word/2024/wordml/sdtformatlock" xmlns:w16se="http://schemas.microsoft.com/office/word/2015/wordml/symex" xmlns:wpg="http://schemas.microsoft.com/office/word/2010/wordprocessingGroup" xmlns:wpi="http://schemas.microsoft.com/office/word/2010/wordprocessingInk" xmlns:wne="http://schemas.microsoft.com/office/word/2006/wordml" xmlns:wps="http://schemas.microsoft.com/office/word/2010/wordprocessingShape" mc:Ignorable="w14 w15 w16se w16cid w16 w16cex w16sdtdh w16sdtfl w16du wp14">
   <w:footnote w:type="separator" w:id="-1">
     <w:p>
       <w:pPr>
@@ -3796,7 +3870,7 @@
 </file>
 
 <file path=word/header1.xml><?xml version="1.0" encoding="utf-8"?>
-<w:hdr xmlns:wpc="http://schemas.microsoft.com/office/word/2010/wordprocessingCanvas" xmlns:cx="http://schemas.microsoft.com/office/drawing/2014/chartex" xmlns:cx1="http://schemas.microsoft.com/office/drawing/2015/9/8/chartex" xmlns:cx2="http://schemas.microsoft.com/office/drawing/2015/10/21/chartex" xmlns:cx3="http://schemas.microsoft.com/office/drawing/2016/5/9/chartex" xmlns:cx4="http://schemas.microsoft.com/office/drawing/2016/5/10/chartex" xmlns:cx5="http://schemas.microsoft.com/office/drawing/2016/5/11/chartex" xmlns:cx6="http://schemas.microsoft.com/office/drawing/2016/5/12/chartex" xmlns:cx7="http://schemas.microsoft.com/office/drawing/2016/5/13/chartex" xmlns:cx8="http://schemas.microsoft.com/office/drawing/2016/5/14/chartex" xmlns:mc="http://schemas.openxmlformats.org/markup-compatibility/2006" xmlns:aink="http://schemas.microsoft.com/office/drawing/2016/ink" xmlns:am3d="http://schemas.microsoft.com/office/drawing/2017/model3d" xmlns:o="urn:schemas-microsoft-com:office:office" xmlns:r="http://schemas.openxmlformats.org/officeDocument/2006/relationships" xmlns:m="http://schemas.openxmlformats.org/officeDocument/2006/math" xmlns:v="urn:schemas-microsoft-com:vml" xmlns:wp14="http://schemas.microsoft.com/office/word/2010/wordprocessingDrawing" xmlns:wp="http://schemas.openxmlformats.org/drawingml/2006/wordprocessingDrawing" xmlns:w10="urn:schemas-microsoft-com:office:word" xmlns:w="http://schemas.openxmlformats.org/wordprocessingml/2006/main" xmlns:w14="http://schemas.microsoft.com/office/word/2010/wordml" xmlns:w15="http://schemas.microsoft.com/office/word/2012/wordml" xmlns:w16cex="http://schemas.microsoft.com/office/word/2018/wordml/cex" xmlns:w16cid="http://schemas.microsoft.com/office/word/2016/wordml/cid" xmlns:w16="http://schemas.microsoft.com/office/word/2018/wordml" xmlns:w16sdtdh="http://schemas.microsoft.com/office/word/2020/wordml/sdtdatahash" xmlns:w16se="http://schemas.microsoft.com/office/word/2015/wordml/symex" xmlns:wpg="http://schemas.microsoft.com/office/word/2010/wordprocessingGroup" xmlns:wpi="http://schemas.microsoft.com/office/word/2010/wordprocessingInk" xmlns:wne="http://schemas.microsoft.com/office/word/2006/wordml" xmlns:wps="http://schemas.microsoft.com/office/word/2010/wordprocessingShape" mc:Ignorable="w14 w15 w16se w16cid w16 w16cex w16sdtdh wp14">
+<w:hdr xmlns:wpc="http://schemas.microsoft.com/office/word/2010/wordprocessingCanvas" xmlns:cx="http://schemas.microsoft.com/office/drawing/2014/chartex" xmlns:cx1="http://schemas.microsoft.com/office/drawing/2015/9/8/chartex" xmlns:cx2="http://schemas.microsoft.com/office/drawing/2015/10/21/chartex" xmlns:cx3="http://schemas.microsoft.com/office/drawing/2016/5/9/chartex" xmlns:cx4="http://schemas.microsoft.com/office/drawing/2016/5/10/chartex" xmlns:cx5="http://schemas.microsoft.com/office/drawing/2016/5/11/chartex" xmlns:cx6="http://schemas.microsoft.com/office/drawing/2016/5/12/chartex" xmlns:cx7="http://schemas.microsoft.com/office/drawing/2016/5/13/chartex" xmlns:cx8="http://schemas.microsoft.com/office/drawing/2016/5/14/chartex" xmlns:mc="http://schemas.openxmlformats.org/markup-compatibility/2006" xmlns:aink="http://schemas.microsoft.com/office/drawing/2016/ink" xmlns:am3d="http://schemas.microsoft.com/office/drawing/2017/model3d" xmlns:o="urn:schemas-microsoft-com:office:office" xmlns:oel="http://schemas.microsoft.com/office/2019/extlst" xmlns:r="http://schemas.openxmlformats.org/officeDocument/2006/relationships" xmlns:m="http://schemas.openxmlformats.org/officeDocument/2006/math" xmlns:v="urn:schemas-microsoft-com:vml" xmlns:wp14="http://schemas.microsoft.com/office/word/2010/wordprocessingDrawing" xmlns:wp="http://schemas.openxmlformats.org/drawingml/2006/wordprocessingDrawing" xmlns:w10="urn:schemas-microsoft-com:office:word" xmlns:w="http://schemas.openxmlformats.org/wordprocessingml/2006/main" xmlns:w14="http://schemas.microsoft.com/office/word/2010/wordml" xmlns:w15="http://schemas.microsoft.com/office/word/2012/wordml" xmlns:w16cex="http://schemas.microsoft.com/office/word/2018/wordml/cex" xmlns:w16cid="http://schemas.microsoft.com/office/word/2016/wordml/cid" xmlns:w16="http://schemas.microsoft.com/office/word/2018/wordml" xmlns:w16du="http://schemas.microsoft.com/office/word/2023/wordml/word16du" xmlns:w16sdtdh="http://schemas.microsoft.com/office/word/2020/wordml/sdtdatahash" xmlns:w16sdtfl="http://schemas.microsoft.com/office/word/2024/wordml/sdtformatlock" xmlns:w16se="http://schemas.microsoft.com/office/word/2015/wordml/symex" xmlns:wpg="http://schemas.microsoft.com/office/word/2010/wordprocessingGroup" xmlns:wpi="http://schemas.microsoft.com/office/word/2010/wordprocessingInk" xmlns:wne="http://schemas.microsoft.com/office/word/2006/wordml" xmlns:wps="http://schemas.microsoft.com/office/word/2010/wordprocessingShape" mc:Ignorable="w14 w15 w16se w16cid w16 w16cex w16sdtdh w16sdtfl w16du wp14">
   <w:p>
     <w:pPr>
       <w:pStyle w:val="Header"/>
@@ -3824,7 +3898,7 @@
 </file>
 
 <file path=word/styles.xml><?xml version="1.0" encoding="utf-8"?>
-<w:styles xmlns:mc="http://schemas.openxmlformats.org/markup-compatibility/2006" xmlns:r="http://schemas.openxmlformats.org/officeDocument/2006/relationships" xmlns:w="http://schemas.openxmlformats.org/wordprocessingml/2006/main" xmlns:w14="http://schemas.microsoft.com/office/word/2010/wordml" xmlns:w15="http://schemas.microsoft.com/office/word/2012/wordml" xmlns:w16cex="http://schemas.microsoft.com/office/word/2018/wordml/cex" xmlns:w16cid="http://schemas.microsoft.com/office/word/2016/wordml/cid" xmlns:w16="http://schemas.microsoft.com/office/word/2018/wordml" xmlns:w16sdtdh="http://schemas.microsoft.com/office/word/2020/wordml/sdtdatahash" xmlns:w16se="http://schemas.microsoft.com/office/word/2015/wordml/symex" mc:Ignorable="w14 w15 w16se w16cid w16 w16cex w16sdtdh">
+<w:styles xmlns:mc="http://schemas.openxmlformats.org/markup-compatibility/2006" xmlns:r="http://schemas.openxmlformats.org/officeDocument/2006/relationships" xmlns:w="http://schemas.openxmlformats.org/wordprocessingml/2006/main" xmlns:w14="http://schemas.microsoft.com/office/word/2010/wordml" xmlns:w15="http://schemas.microsoft.com/office/word/2012/wordml" xmlns:w16cex="http://schemas.microsoft.com/office/word/2018/wordml/cex" xmlns:w16cid="http://schemas.microsoft.com/office/word/2016/wordml/cid" xmlns:w16="http://schemas.microsoft.com/office/word/2018/wordml" xmlns:w16du="http://schemas.microsoft.com/office/word/2023/wordml/word16du" xmlns:w16sdtdh="http://schemas.microsoft.com/office/word/2020/wordml/sdtdatahash" xmlns:w16sdtfl="http://schemas.microsoft.com/office/word/2024/wordml/sdtformatlock" xmlns:w16se="http://schemas.microsoft.com/office/word/2015/wordml/symex" mc:Ignorable="w14 w15 w16se w16cid w16 w16cex w16sdtdh w16sdtfl w16du">
   <w:docDefaults>
     <w:rPrDefault>
       <w:rPr>
@@ -4226,7 +4300,6 @@
   <w:style w:type="character" w:default="1" w:styleId="DefaultParagraphFont">
     <w:name w:val="Default Paragraph Font"/>
     <w:uiPriority w:val="1"/>
-    <w:semiHidden/>
     <w:unhideWhenUsed/>
   </w:style>
   <w:style w:type="table" w:default="1" w:styleId="TableNormal">

--- a/DX-SAMPLELIST.docx
+++ b/DX-SAMPLELIST.docx
@@ -490,7 +490,7 @@
               <w:rPr>
                 <w:rFonts w:ascii="Times New Roman" w:hAnsi="Times New Roman" w:cs="Times New Roman"/>
               </w:rPr>
-              <w:sym w:font="Wingdings 2" w:char="F0A3"/>
+              <w:sym w:font="Wingdings" w:char="F0FE"/>
             </w:r>
             <w:r>
               <w:rPr>
@@ -2356,7 +2356,13 @@
               <w:rPr>
                 <w:rFonts w:ascii="Times New Roman" w:hAnsi="Times New Roman" w:cs="Times New Roman"/>
               </w:rPr>
-              <w:sym w:font="Wingdings 2" w:char="F0A3"/>
+              <w:sym w:font="Wingdings" w:char="F0FE"/>
+            </w:r>
+            <w:r>
+              <w:rPr>
+                <w:rFonts w:ascii="Times New Roman" w:hAnsi="Times New Roman" w:cs="Times New Roman"/>
+              </w:rPr>
+              <w:t xml:space="preserve"> </w:t>
             </w:r>
             <w:r>
               <w:rPr>
@@ -4300,6 +4306,7 @@
   <w:style w:type="character" w:default="1" w:styleId="DefaultParagraphFont">
     <w:name w:val="Default Paragraph Font"/>
     <w:uiPriority w:val="1"/>
+    <w:semiHidden/>
     <w:unhideWhenUsed/>
   </w:style>
   <w:style w:type="table" w:default="1" w:styleId="TableNormal">

--- a/DX-SAMPLELIST.docx
+++ b/DX-SAMPLELIST.docx
@@ -280,24 +280,41 @@
         <w:tc>
           <w:tcPr>
             <w:tcW w:w="2126" w:type="dxa"/>
-            <w:tcBorders>
-              <w:bottom w:val="single" w:sz="4" w:space="0" w:color="000000" w:themeColor="text1"/>
-            </w:tcBorders>
-            <w:vAlign w:val="center"/>
-          </w:tcPr>
-          <w:p>
-            <w:pPr>
-              <w:spacing w:before="20" w:after="20"/>
-              <w:rPr>
-                <w:rFonts w:ascii="Times New Roman" w:hAnsi="Times New Roman" w:cs="Times New Roman"/>
-              </w:rPr>
-            </w:pPr>
-            <w:r>
-              <w:rPr>
-                <w:rFonts w:ascii="Times New Roman" w:hAnsi="Times New Roman" w:cs="Times New Roman"/>
-              </w:rPr>
-              <w:t xml:space="preserve">Người gửi mẫu: </w:t>
-            </w:r>
+            <w:vMerge w:val="restart"/>
+            <w:vAlign w:val="center"/>
+          </w:tcPr>
+          <w:p>
+            <w:pPr>
+              <w:spacing w:before="20" w:after="20"/>
+              <w:jc w:val="center"/>
+              <w:rPr>
+                <w:rFonts w:ascii="Times New Roman" w:hAnsi="Times New Roman" w:cs="Times New Roman"/>
+              </w:rPr>
+            </w:pPr>
+            <w:r>
+              <w:rPr>
+                <w:rFonts w:ascii="Times New Roman" w:hAnsi="Times New Roman" w:cs="Times New Roman"/>
+              </w:rPr>
+              <w:t>Người gửi mẫu:</w:t>
+            </w:r>
+          </w:p>
+          <w:p>
+            <w:pPr>
+              <w:spacing w:before="20" w:after="20"/>
+              <w:jc w:val="center"/>
+              <w:rPr>
+                <w:rFonts w:ascii="Times New Roman" w:hAnsi="Times New Roman" w:cs="Times New Roman"/>
+              </w:rPr>
+            </w:pPr>
+          </w:p>
+          <w:p>
+            <w:pPr>
+              <w:spacing w:before="20" w:after="20"/>
+              <w:jc w:val="center"/>
+              <w:rPr>
+                <w:rFonts w:ascii="Times New Roman" w:hAnsi="Times New Roman" w:cs="Times New Roman"/>
+              </w:rPr>
+            </w:pPr>
           </w:p>
           <w:p>
             <w:pPr>
@@ -320,7 +337,7 @@
       </w:tr>
       <w:tr>
         <w:trPr>
-          <w:trHeight w:val="720"/>
+          <w:trHeight w:val="494"/>
         </w:trPr>
         <w:tc>
           <w:tcPr>
@@ -430,9 +447,6 @@
           <w:tcPr>
             <w:tcW w:w="1985" w:type="dxa"/>
             <w:vMerge w:val="restart"/>
-            <w:tcBorders>
-              <w:right w:val="single" w:sz="4" w:space="0" w:color="000000" w:themeColor="text1"/>
-            </w:tcBorders>
             <w:vAlign w:val="center"/>
           </w:tcPr>
           <w:p>
@@ -458,78 +472,18 @@
         <w:tc>
           <w:tcPr>
             <w:tcW w:w="2126" w:type="dxa"/>
-            <w:tcBorders>
-              <w:top w:val="single" w:sz="4" w:space="0" w:color="000000" w:themeColor="text1"/>
-              <w:left w:val="single" w:sz="4" w:space="0" w:color="000000" w:themeColor="text1"/>
+            <w:vMerge/>
+            <w:tcBorders>
               <w:bottom w:val="single" w:sz="4" w:space="0" w:color="000000" w:themeColor="text1"/>
-              <w:right w:val="single" w:sz="4" w:space="0" w:color="000000" w:themeColor="text1"/>
-            </w:tcBorders>
-          </w:tcPr>
-          <w:p>
-            <w:pPr>
-              <w:spacing w:before="20" w:after="20"/>
-              <w:rPr>
-                <w:rFonts w:ascii="Times New Roman" w:hAnsi="Times New Roman" w:cs="Times New Roman"/>
-              </w:rPr>
-            </w:pPr>
-            <w:r>
-              <w:rPr>
-                <w:rFonts w:ascii="Times New Roman" w:hAnsi="Times New Roman" w:cs="Times New Roman"/>
-              </w:rPr>
-              <w:t xml:space="preserve">Phương pháp thử: </w:t>
-            </w:r>
-          </w:p>
-          <w:p>
-            <w:pPr>
-              <w:spacing w:before="20" w:after="20"/>
-              <w:rPr>
-                <w:rFonts w:ascii="Times New Roman" w:hAnsi="Times New Roman" w:cs="Times New Roman"/>
-              </w:rPr>
-            </w:pPr>
-            <w:r>
-              <w:rPr>
-                <w:rFonts w:ascii="Times New Roman" w:hAnsi="Times New Roman" w:cs="Times New Roman"/>
-              </w:rPr>
-              <w:sym w:font="Wingdings" w:char="F0FE"/>
-            </w:r>
-            <w:r>
-              <w:rPr>
-                <w:rFonts w:ascii="Times New Roman" w:hAnsi="Times New Roman" w:cs="Times New Roman"/>
-              </w:rPr>
-              <w:t xml:space="preserve"> PTN chọn</w:t>
-            </w:r>
-          </w:p>
-          <w:p>
-            <w:pPr>
-              <w:spacing w:before="20" w:after="20"/>
-              <w:rPr>
-                <w:rFonts w:ascii="Times New Roman" w:hAnsi="Times New Roman" w:cs="Times New Roman"/>
-              </w:rPr>
-            </w:pPr>
-            <w:r>
-              <w:rPr>
-                <w:rFonts w:ascii="Times New Roman" w:hAnsi="Times New Roman" w:cs="Times New Roman"/>
-              </w:rPr>
-              <w:sym w:font="Wingdings 2" w:char="F0A3"/>
-            </w:r>
-            <w:r>
-              <w:rPr>
-                <w:rFonts w:ascii="Times New Roman" w:hAnsi="Times New Roman" w:cs="Times New Roman"/>
-              </w:rPr>
-              <w:t xml:space="preserve"> K</w:t>
-            </w:r>
-            <w:r>
-              <w:rPr>
-                <w:rFonts w:ascii="Times New Roman" w:hAnsi="Times New Roman" w:cs="Times New Roman"/>
-              </w:rPr>
-              <w:t>hách hàng</w:t>
-            </w:r>
-            <w:r>
-              <w:rPr>
-                <w:rFonts w:ascii="Times New Roman" w:hAnsi="Times New Roman" w:cs="Times New Roman"/>
-              </w:rPr>
-              <w:t xml:space="preserve"> chọn</w:t>
-            </w:r>
+            </w:tcBorders>
+          </w:tcPr>
+          <w:p>
+            <w:pPr>
+              <w:spacing w:before="20" w:after="20"/>
+              <w:rPr>
+                <w:rFonts w:ascii="Times New Roman" w:hAnsi="Times New Roman" w:cs="Times New Roman"/>
+              </w:rPr>
+            </w:pPr>
           </w:p>
         </w:tc>
       </w:tr>
@@ -642,7 +596,6 @@
             <w:tcBorders>
               <w:top w:val="single" w:sz="4" w:space="0" w:color="000000" w:themeColor="text1"/>
               <w:left w:val="single" w:sz="4" w:space="0" w:color="000000" w:themeColor="text1"/>
-              <w:bottom w:val="single" w:sz="4" w:space="0" w:color="000000" w:themeColor="text1"/>
               <w:right w:val="single" w:sz="4" w:space="0" w:color="000000" w:themeColor="text1"/>
             </w:tcBorders>
           </w:tcPr>
@@ -657,21 +610,59 @@
               <w:rPr>
                 <w:rFonts w:ascii="Times New Roman" w:hAnsi="Times New Roman" w:cs="Times New Roman"/>
               </w:rPr>
-              <w:t>Ngày trả kết quả:</w:t>
-            </w:r>
-          </w:p>
-          <w:p>
-            <w:pPr>
-              <w:spacing w:before="20" w:after="20"/>
-              <w:rPr>
-                <w:rFonts w:ascii="Times New Roman" w:hAnsi="Times New Roman" w:cs="Times New Roman"/>
-              </w:rPr>
-            </w:pPr>
-            <w:r>
-              <w:rPr>
-                <w:rFonts w:ascii="Times New Roman" w:hAnsi="Times New Roman" w:cs="Times New Roman"/>
-              </w:rPr>
-              <w:t>…………………</w:t>
+              <w:t xml:space="preserve">Phương pháp thử: </w:t>
+            </w:r>
+          </w:p>
+          <w:p>
+            <w:pPr>
+              <w:spacing w:before="20" w:after="20"/>
+              <w:rPr>
+                <w:rFonts w:ascii="Times New Roman" w:hAnsi="Times New Roman" w:cs="Times New Roman"/>
+              </w:rPr>
+            </w:pPr>
+            <w:r>
+              <w:rPr>
+                <w:rFonts w:ascii="Times New Roman" w:hAnsi="Times New Roman" w:cs="Times New Roman"/>
+              </w:rPr>
+              <w:sym w:font="Wingdings" w:char="F0FE"/>
+            </w:r>
+            <w:r>
+              <w:rPr>
+                <w:rFonts w:ascii="Times New Roman" w:hAnsi="Times New Roman" w:cs="Times New Roman"/>
+              </w:rPr>
+              <w:t xml:space="preserve"> PTN chọn</w:t>
+            </w:r>
+          </w:p>
+          <w:p>
+            <w:pPr>
+              <w:spacing w:before="20" w:after="20"/>
+              <w:rPr>
+                <w:rFonts w:ascii="Times New Roman" w:hAnsi="Times New Roman" w:cs="Times New Roman"/>
+              </w:rPr>
+            </w:pPr>
+            <w:r>
+              <w:rPr>
+                <w:rFonts w:ascii="Times New Roman" w:hAnsi="Times New Roman" w:cs="Times New Roman"/>
+              </w:rPr>
+              <w:sym w:font="Wingdings 2" w:char="F0A3"/>
+            </w:r>
+            <w:r>
+              <w:rPr>
+                <w:rFonts w:ascii="Times New Roman" w:hAnsi="Times New Roman" w:cs="Times New Roman"/>
+              </w:rPr>
+              <w:t xml:space="preserve"> K</w:t>
+            </w:r>
+            <w:r>
+              <w:rPr>
+                <w:rFonts w:ascii="Times New Roman" w:hAnsi="Times New Roman" w:cs="Times New Roman"/>
+              </w:rPr>
+              <w:t>hách hàng</w:t>
+            </w:r>
+            <w:r>
+              <w:rPr>
+                <w:rFonts w:ascii="Times New Roman" w:hAnsi="Times New Roman" w:cs="Times New Roman"/>
+              </w:rPr>
+              <w:t xml:space="preserve"> chọn</w:t>
             </w:r>
           </w:p>
         </w:tc>
@@ -705,13 +696,7 @@
               <w:rPr>
                 <w:rFonts w:ascii="Times New Roman" w:hAnsi="Times New Roman" w:cs="Times New Roman"/>
               </w:rPr>
-              <w:t>:</w:t>
-            </w:r>
-            <w:r>
-              <w:rPr>
-                <w:rFonts w:ascii="Times New Roman" w:hAnsi="Times New Roman" w:cs="Times New Roman"/>
-              </w:rPr>
-              <w:t xml:space="preserve"> </w:t>
+              <w:t xml:space="preserve">: </w:t>
             </w:r>
             <w:r>
               <w:rPr>
@@ -829,9 +814,7 @@
             <w:tcW w:w="2126" w:type="dxa"/>
             <w:vMerge/>
             <w:tcBorders>
-              <w:top w:val="single" w:sz="4" w:space="0" w:color="000000" w:themeColor="text1"/>
               <w:left w:val="single" w:sz="4" w:space="0" w:color="000000" w:themeColor="text1"/>
-              <w:bottom w:val="single" w:sz="4" w:space="0" w:color="000000" w:themeColor="text1"/>
               <w:right w:val="single" w:sz="4" w:space="0" w:color="000000" w:themeColor="text1"/>
             </w:tcBorders>
           </w:tcPr>
@@ -865,13 +848,7 @@
               <w:rPr>
                 <w:rFonts w:ascii="Times New Roman" w:hAnsi="Times New Roman" w:cs="Times New Roman"/>
               </w:rPr>
-              <w:t>Lượng mẫu</w:t>
-            </w:r>
-            <w:r>
-              <w:rPr>
-                <w:rFonts w:ascii="Times New Roman" w:hAnsi="Times New Roman" w:cs="Times New Roman"/>
-              </w:rPr>
-              <w:t xml:space="preserve">: </w:t>
+              <w:t xml:space="preserve">Lượng mẫu: </w:t>
             </w:r>
             <w:r>
               <w:rPr>
@@ -949,6 +926,9 @@
         <w:tc>
           <w:tcPr>
             <w:tcW w:w="1985" w:type="dxa"/>
+            <w:tcBorders>
+              <w:right w:val="single" w:sz="4" w:space="0" w:color="000000" w:themeColor="text1"/>
+            </w:tcBorders>
             <w:vAlign w:val="center"/>
           </w:tcPr>
           <w:p>
@@ -974,68 +954,33 @@
         <w:tc>
           <w:tcPr>
             <w:tcW w:w="2126" w:type="dxa"/>
-            <w:vMerge w:val="restart"/>
-            <w:tcBorders>
-              <w:top w:val="single" w:sz="4" w:space="0" w:color="000000" w:themeColor="text1"/>
-            </w:tcBorders>
-          </w:tcPr>
-          <w:p>
-            <w:pPr>
-              <w:spacing w:before="20" w:after="20"/>
-              <w:rPr>
-                <w:rFonts w:ascii="Times New Roman" w:hAnsi="Times New Roman" w:cs="Times New Roman"/>
-              </w:rPr>
-            </w:pPr>
-            <w:r>
-              <w:rPr>
-                <w:rFonts w:ascii="Times New Roman" w:hAnsi="Times New Roman" w:cs="Times New Roman"/>
-              </w:rPr>
-              <w:t>Số phiếu KQ:</w:t>
-            </w:r>
-          </w:p>
-          <w:p>
-            <w:pPr>
-              <w:spacing w:before="20" w:after="20"/>
-              <w:rPr>
-                <w:rFonts w:ascii="Times New Roman" w:hAnsi="Times New Roman" w:cs="Times New Roman"/>
-                <w:b/>
-                <w:bCs/>
-              </w:rPr>
-            </w:pPr>
-            <w:r>
-              <w:rPr>
-                <w:rFonts w:ascii="Times New Roman" w:hAnsi="Times New Roman" w:cs="Times New Roman"/>
-                <w:b/>
-                <w:bCs/>
-              </w:rPr>
-              <w:t>ĐX-</w:t>
-            </w:r>
-          </w:p>
-          <w:p>
-            <w:pPr>
-              <w:spacing w:before="20" w:after="20"/>
-              <w:rPr>
-                <w:rFonts w:ascii="Times New Roman" w:hAnsi="Times New Roman" w:cs="Times New Roman"/>
-              </w:rPr>
-            </w:pPr>
-            <w:r>
-              <w:rPr>
-                <w:rFonts w:ascii="Times New Roman" w:hAnsi="Times New Roman" w:cs="Times New Roman"/>
-                <w:b/>
-                <w:bCs/>
-              </w:rPr>
-              <w:t>CL{{code1}}</w:t>
-            </w:r>
+            <w:vMerge/>
+            <w:tcBorders>
+              <w:left w:val="single" w:sz="4" w:space="0" w:color="000000" w:themeColor="text1"/>
+              <w:bottom w:val="single" w:sz="4" w:space="0" w:color="auto"/>
+              <w:right w:val="single" w:sz="4" w:space="0" w:color="000000" w:themeColor="text1"/>
+            </w:tcBorders>
+          </w:tcPr>
+          <w:p>
+            <w:pPr>
+              <w:spacing w:before="20" w:after="20"/>
+              <w:rPr>
+                <w:rFonts w:ascii="Times New Roman" w:hAnsi="Times New Roman" w:cs="Times New Roman"/>
+              </w:rPr>
+            </w:pPr>
           </w:p>
         </w:tc>
       </w:tr>
       <w:tr>
         <w:trPr>
-          <w:trHeight w:val="284"/>
+          <w:trHeight w:val="377"/>
         </w:trPr>
         <w:tc>
           <w:tcPr>
             <w:tcW w:w="4058" w:type="dxa"/>
+            <w:tcBorders>
+              <w:bottom w:val="single" w:sz="4" w:space="0" w:color="000000" w:themeColor="text1"/>
+            </w:tcBorders>
             <w:vAlign w:val="bottom"/>
           </w:tcPr>
           <w:p>
@@ -1064,6 +1009,9 @@
         <w:tc>
           <w:tcPr>
             <w:tcW w:w="3829" w:type="dxa"/>
+            <w:tcBorders>
+              <w:bottom w:val="single" w:sz="4" w:space="0" w:color="000000" w:themeColor="text1"/>
+            </w:tcBorders>
           </w:tcPr>
           <w:p>
             <w:pPr>
@@ -1077,6 +1025,9 @@
         <w:tc>
           <w:tcPr>
             <w:tcW w:w="1134" w:type="dxa"/>
+            <w:tcBorders>
+              <w:bottom w:val="single" w:sz="4" w:space="0" w:color="000000" w:themeColor="text1"/>
+            </w:tcBorders>
             <w:vAlign w:val="center"/>
           </w:tcPr>
           <w:p>
@@ -1102,6 +1053,9 @@
         <w:tc>
           <w:tcPr>
             <w:tcW w:w="1842" w:type="dxa"/>
+            <w:tcBorders>
+              <w:bottom w:val="single" w:sz="4" w:space="0" w:color="000000" w:themeColor="text1"/>
+            </w:tcBorders>
             <w:vAlign w:val="center"/>
           </w:tcPr>
           <w:p>
@@ -1127,6 +1081,10 @@
         <w:tc>
           <w:tcPr>
             <w:tcW w:w="1985" w:type="dxa"/>
+            <w:tcBorders>
+              <w:bottom w:val="single" w:sz="4" w:space="0" w:color="000000" w:themeColor="text1"/>
+              <w:right w:val="single" w:sz="4" w:space="0" w:color="000000" w:themeColor="text1"/>
+            </w:tcBorders>
             <w:vAlign w:val="center"/>
           </w:tcPr>
           <w:p>
@@ -1152,21 +1110,47 @@
         <w:tc>
           <w:tcPr>
             <w:tcW w:w="2126" w:type="dxa"/>
-            <w:vMerge/>
-          </w:tcPr>
-          <w:p>
-            <w:pPr>
-              <w:spacing w:before="20" w:after="20"/>
-              <w:rPr>
-                <w:rFonts w:ascii="Times New Roman" w:hAnsi="Times New Roman" w:cs="Times New Roman"/>
-              </w:rPr>
-            </w:pPr>
+            <w:vMerge w:val="restart"/>
+            <w:tcBorders>
+              <w:top w:val="single" w:sz="4" w:space="0" w:color="auto"/>
+              <w:left w:val="single" w:sz="4" w:space="0" w:color="000000" w:themeColor="text1"/>
+              <w:bottom w:val="single" w:sz="4" w:space="0" w:color="000000" w:themeColor="text1"/>
+              <w:right w:val="single" w:sz="4" w:space="0" w:color="000000" w:themeColor="text1"/>
+            </w:tcBorders>
+          </w:tcPr>
+          <w:p>
+            <w:pPr>
+              <w:spacing w:before="20" w:after="20"/>
+              <w:rPr>
+                <w:rFonts w:ascii="Times New Roman" w:hAnsi="Times New Roman" w:cs="Times New Roman"/>
+              </w:rPr>
+            </w:pPr>
+            <w:r>
+              <w:rPr>
+                <w:rFonts w:ascii="Times New Roman" w:hAnsi="Times New Roman" w:cs="Times New Roman"/>
+              </w:rPr>
+              <w:t>Ngày trả kết quả:</w:t>
+            </w:r>
+          </w:p>
+          <w:p>
+            <w:pPr>
+              <w:spacing w:before="120" w:after="20"/>
+              <w:rPr>
+                <w:rFonts w:ascii="Times New Roman" w:hAnsi="Times New Roman" w:cs="Times New Roman"/>
+              </w:rPr>
+            </w:pPr>
+            <w:r>
+              <w:rPr>
+                <w:rFonts w:ascii="Times New Roman" w:hAnsi="Times New Roman" w:cs="Times New Roman"/>
+              </w:rPr>
+              <w:t>…………………</w:t>
+            </w:r>
           </w:p>
         </w:tc>
       </w:tr>
       <w:tr>
         <w:trPr>
-          <w:trHeight w:val="416"/>
+          <w:trHeight w:val="350"/>
         </w:trPr>
         <w:tc>
           <w:tcPr>
@@ -1254,6 +1238,9 @@
         <w:tc>
           <w:tcPr>
             <w:tcW w:w="1985" w:type="dxa"/>
+            <w:tcBorders>
+              <w:right w:val="single" w:sz="4" w:space="0" w:color="000000" w:themeColor="text1"/>
+            </w:tcBorders>
             <w:vAlign w:val="center"/>
           </w:tcPr>
           <w:p>
@@ -1280,6 +1267,10 @@
           <w:tcPr>
             <w:tcW w:w="2126" w:type="dxa"/>
             <w:vMerge/>
+            <w:tcBorders>
+              <w:left w:val="single" w:sz="4" w:space="0" w:color="000000" w:themeColor="text1"/>
+              <w:right w:val="single" w:sz="4" w:space="0" w:color="000000" w:themeColor="text1"/>
+            </w:tcBorders>
           </w:tcPr>
           <w:p>
             <w:pPr>
@@ -1459,22 +1450,48 @@
               <w:rPr>
                 <w:rFonts w:ascii="Times New Roman" w:hAnsi="Times New Roman" w:cs="Times New Roman"/>
               </w:rPr>
-              <w:t>Ký nhận KQ:</w:t>
-            </w:r>
-          </w:p>
-          <w:p>
-            <w:pPr>
-              <w:spacing w:before="20" w:after="20"/>
-              <w:rPr>
-                <w:rFonts w:ascii="Times New Roman" w:hAnsi="Times New Roman" w:cs="Times New Roman"/>
-              </w:rPr>
-            </w:pPr>
+              <w:t>Số phiếu KQ:</w:t>
+            </w:r>
+          </w:p>
+          <w:p>
+            <w:pPr>
+              <w:spacing w:before="20" w:after="20"/>
+              <w:rPr>
+                <w:rFonts w:ascii="Times New Roman" w:hAnsi="Times New Roman" w:cs="Times New Roman"/>
+                <w:b/>
+                <w:bCs/>
+              </w:rPr>
+            </w:pPr>
+            <w:r>
+              <w:rPr>
+                <w:rFonts w:ascii="Times New Roman" w:hAnsi="Times New Roman" w:cs="Times New Roman"/>
+                <w:b/>
+                <w:bCs/>
+              </w:rPr>
+              <w:t>ĐX-</w:t>
+            </w:r>
+          </w:p>
+          <w:p>
+            <w:pPr>
+              <w:spacing w:before="20" w:after="20"/>
+              <w:rPr>
+                <w:rFonts w:ascii="Times New Roman" w:hAnsi="Times New Roman" w:cs="Times New Roman"/>
+              </w:rPr>
+            </w:pPr>
+            <w:r>
+              <w:rPr>
+                <w:rFonts w:ascii="Times New Roman" w:hAnsi="Times New Roman" w:cs="Times New Roman"/>
+                <w:b/>
+                <w:bCs/>
+              </w:rPr>
+              <w:t>CL{{code1}}</w:t>
+            </w:r>
           </w:p>
         </w:tc>
       </w:tr>
       <w:tr>
         <w:trPr>
-          <w:trHeight w:val="375"/>
+          <w:trHeight w:val="331"/>
         </w:trPr>
         <w:tc>
           <w:tcPr>
@@ -1493,6 +1510,7 @@
         <w:tc>
           <w:tcPr>
             <w:tcW w:w="3829" w:type="dxa"/>
+            <w:vMerge w:val="restart"/>
           </w:tcPr>
           <w:p>
             <w:pPr>
@@ -1506,6 +1524,7 @@
         <w:tc>
           <w:tcPr>
             <w:tcW w:w="1134" w:type="dxa"/>
+            <w:vMerge w:val="restart"/>
             <w:vAlign w:val="center"/>
           </w:tcPr>
           <w:p>
@@ -1531,6 +1550,7 @@
         <w:tc>
           <w:tcPr>
             <w:tcW w:w="1842" w:type="dxa"/>
+            <w:vMerge w:val="restart"/>
             <w:vAlign w:val="center"/>
           </w:tcPr>
           <w:p>
@@ -1556,6 +1576,7 @@
         <w:tc>
           <w:tcPr>
             <w:tcW w:w="1985" w:type="dxa"/>
+            <w:vMerge w:val="restart"/>
             <w:vAlign w:val="center"/>
           </w:tcPr>
           <w:p>
@@ -1598,7 +1619,121 @@
       </w:tr>
       <w:tr>
         <w:trPr>
-          <w:trHeight w:val="476"/>
+          <w:trHeight w:val="293"/>
+        </w:trPr>
+        <w:tc>
+          <w:tcPr>
+            <w:tcW w:w="4058" w:type="dxa"/>
+            <w:vMerge/>
+          </w:tcPr>
+          <w:p>
+            <w:pPr>
+              <w:spacing w:before="20" w:after="20"/>
+              <w:rPr>
+                <w:rFonts w:ascii="Times New Roman" w:hAnsi="Times New Roman" w:cs="Times New Roman"/>
+              </w:rPr>
+            </w:pPr>
+          </w:p>
+        </w:tc>
+        <w:tc>
+          <w:tcPr>
+            <w:tcW w:w="3829" w:type="dxa"/>
+            <w:vMerge/>
+          </w:tcPr>
+          <w:p>
+            <w:pPr>
+              <w:rPr>
+                <w:rFonts w:ascii="Times New Roman" w:hAnsi="Times New Roman" w:cs="Times New Roman"/>
+              </w:rPr>
+            </w:pPr>
+          </w:p>
+        </w:tc>
+        <w:tc>
+          <w:tcPr>
+            <w:tcW w:w="1134" w:type="dxa"/>
+            <w:vMerge/>
+            <w:vAlign w:val="center"/>
+          </w:tcPr>
+          <w:p>
+            <w:pPr>
+              <w:jc w:val="center"/>
+              <w:rPr>
+                <w:rFonts w:ascii="Times New Roman" w:hAnsi="Times New Roman" w:cs="Times New Roman"/>
+                <w:sz w:val="28"/>
+                <w:szCs w:val="28"/>
+              </w:rPr>
+            </w:pPr>
+          </w:p>
+        </w:tc>
+        <w:tc>
+          <w:tcPr>
+            <w:tcW w:w="1842" w:type="dxa"/>
+            <w:vMerge/>
+            <w:vAlign w:val="center"/>
+          </w:tcPr>
+          <w:p>
+            <w:pPr>
+              <w:jc w:val="center"/>
+              <w:rPr>
+                <w:rFonts w:ascii="Times New Roman" w:hAnsi="Times New Roman" w:cs="Times New Roman"/>
+                <w:sz w:val="28"/>
+                <w:szCs w:val="28"/>
+              </w:rPr>
+            </w:pPr>
+          </w:p>
+        </w:tc>
+        <w:tc>
+          <w:tcPr>
+            <w:tcW w:w="1985" w:type="dxa"/>
+            <w:vMerge/>
+            <w:vAlign w:val="center"/>
+          </w:tcPr>
+          <w:p>
+            <w:pPr>
+              <w:jc w:val="center"/>
+              <w:rPr>
+                <w:rFonts w:ascii="Times New Roman" w:hAnsi="Times New Roman" w:cs="Times New Roman"/>
+                <w:sz w:val="28"/>
+                <w:szCs w:val="28"/>
+              </w:rPr>
+            </w:pPr>
+          </w:p>
+        </w:tc>
+        <w:tc>
+          <w:tcPr>
+            <w:tcW w:w="2126" w:type="dxa"/>
+            <w:vMerge w:val="restart"/>
+            <w:tcBorders>
+              <w:top w:val="single" w:sz="4" w:space="0" w:color="auto"/>
+            </w:tcBorders>
+          </w:tcPr>
+          <w:p>
+            <w:pPr>
+              <w:spacing w:before="20" w:after="20"/>
+              <w:rPr>
+                <w:rFonts w:ascii="Times New Roman" w:hAnsi="Times New Roman" w:cs="Times New Roman"/>
+              </w:rPr>
+            </w:pPr>
+            <w:r>
+              <w:rPr>
+                <w:rFonts w:ascii="Times New Roman" w:hAnsi="Times New Roman" w:cs="Times New Roman"/>
+              </w:rPr>
+              <w:t>Ký nhận KQ:</w:t>
+            </w:r>
+          </w:p>
+          <w:p>
+            <w:pPr>
+              <w:spacing w:before="20" w:after="20"/>
+              <w:rPr>
+                <w:rFonts w:ascii="Times New Roman" w:hAnsi="Times New Roman" w:cs="Times New Roman"/>
+              </w:rPr>
+            </w:pPr>
+          </w:p>
+        </w:tc>
+      </w:tr>
+      <w:tr>
+        <w:trPr>
+          <w:trHeight w:val="311"/>
         </w:trPr>
         <w:tc>
           <w:tcPr>
@@ -1641,6 +1776,149 @@
         <w:tc>
           <w:tcPr>
             <w:tcW w:w="3829" w:type="dxa"/>
+            <w:vMerge w:val="restart"/>
+            <w:tcBorders>
+              <w:right w:val="single" w:sz="4" w:space="0" w:color="000000" w:themeColor="text1"/>
+            </w:tcBorders>
+          </w:tcPr>
+          <w:p>
+            <w:pPr>
+              <w:spacing w:line="276" w:lineRule="auto"/>
+              <w:rPr>
+                <w:rFonts w:ascii="Times New Roman" w:hAnsi="Times New Roman" w:cs="Times New Roman"/>
+              </w:rPr>
+            </w:pPr>
+          </w:p>
+        </w:tc>
+        <w:tc>
+          <w:tcPr>
+            <w:tcW w:w="1134" w:type="dxa"/>
+            <w:vMerge w:val="restart"/>
+            <w:tcBorders>
+              <w:left w:val="single" w:sz="4" w:space="0" w:color="000000" w:themeColor="text1"/>
+              <w:right w:val="single" w:sz="4" w:space="0" w:color="auto"/>
+            </w:tcBorders>
+            <w:vAlign w:val="center"/>
+          </w:tcPr>
+          <w:p>
+            <w:pPr>
+              <w:spacing w:line="276" w:lineRule="auto"/>
+              <w:jc w:val="center"/>
+              <w:rPr>
+                <w:rFonts w:ascii="Times New Roman" w:hAnsi="Times New Roman" w:cs="Times New Roman"/>
+                <w:sz w:val="28"/>
+                <w:szCs w:val="28"/>
+              </w:rPr>
+            </w:pPr>
+            <w:r>
+              <w:rPr>
+                <w:rFonts w:ascii="Times New Roman" w:hAnsi="Times New Roman" w:cs="Times New Roman"/>
+                <w:sz w:val="28"/>
+                <w:szCs w:val="28"/>
+              </w:rPr>
+              <w:sym w:font="Wingdings 2" w:char="F0A3"/>
+            </w:r>
+          </w:p>
+        </w:tc>
+        <w:tc>
+          <w:tcPr>
+            <w:tcW w:w="1842" w:type="dxa"/>
+            <w:vMerge w:val="restart"/>
+            <w:tcBorders>
+              <w:left w:val="single" w:sz="4" w:space="0" w:color="auto"/>
+              <w:right w:val="single" w:sz="4" w:space="0" w:color="auto"/>
+            </w:tcBorders>
+            <w:vAlign w:val="center"/>
+          </w:tcPr>
+          <w:p>
+            <w:pPr>
+              <w:spacing w:line="276" w:lineRule="auto"/>
+              <w:jc w:val="center"/>
+              <w:rPr>
+                <w:rFonts w:ascii="Times New Roman" w:hAnsi="Times New Roman" w:cs="Times New Roman"/>
+                <w:sz w:val="28"/>
+                <w:szCs w:val="28"/>
+              </w:rPr>
+            </w:pPr>
+            <w:r>
+              <w:rPr>
+                <w:rFonts w:ascii="Times New Roman" w:hAnsi="Times New Roman" w:cs="Times New Roman"/>
+                <w:sz w:val="28"/>
+                <w:szCs w:val="28"/>
+              </w:rPr>
+              <w:sym w:font="Wingdings 2" w:char="F0A3"/>
+            </w:r>
+          </w:p>
+        </w:tc>
+        <w:tc>
+          <w:tcPr>
+            <w:tcW w:w="1985" w:type="dxa"/>
+            <w:vMerge w:val="restart"/>
+            <w:tcBorders>
+              <w:left w:val="single" w:sz="4" w:space="0" w:color="auto"/>
+            </w:tcBorders>
+            <w:vAlign w:val="center"/>
+          </w:tcPr>
+          <w:p>
+            <w:pPr>
+              <w:spacing w:line="276" w:lineRule="auto"/>
+              <w:jc w:val="center"/>
+              <w:rPr>
+                <w:rFonts w:ascii="Times New Roman" w:hAnsi="Times New Roman" w:cs="Times New Roman"/>
+                <w:sz w:val="28"/>
+                <w:szCs w:val="28"/>
+              </w:rPr>
+            </w:pPr>
+            <w:r>
+              <w:rPr>
+                <w:rFonts w:ascii="Times New Roman" w:hAnsi="Times New Roman" w:cs="Times New Roman"/>
+                <w:sz w:val="28"/>
+                <w:szCs w:val="28"/>
+              </w:rPr>
+              <w:sym w:font="Wingdings 2" w:char="F0A3"/>
+            </w:r>
+          </w:p>
+        </w:tc>
+        <w:tc>
+          <w:tcPr>
+            <w:tcW w:w="2126" w:type="dxa"/>
+            <w:vMerge/>
+            <w:tcBorders>
+              <w:bottom w:val="single" w:sz="4" w:space="0" w:color="auto"/>
+            </w:tcBorders>
+          </w:tcPr>
+          <w:p>
+            <w:pPr>
+              <w:spacing w:before="20" w:after="20"/>
+              <w:rPr>
+                <w:rFonts w:ascii="Times New Roman" w:hAnsi="Times New Roman" w:cs="Times New Roman"/>
+              </w:rPr>
+            </w:pPr>
+          </w:p>
+        </w:tc>
+      </w:tr>
+      <w:tr>
+        <w:trPr>
+          <w:trHeight w:val="293"/>
+        </w:trPr>
+        <w:tc>
+          <w:tcPr>
+            <w:tcW w:w="4058" w:type="dxa"/>
+            <w:vMerge/>
+          </w:tcPr>
+          <w:p>
+            <w:pPr>
+              <w:spacing w:before="20" w:after="20"/>
+              <w:rPr>
+                <w:rFonts w:ascii="Times New Roman" w:hAnsi="Times New Roman" w:cs="Times New Roman"/>
+              </w:rPr>
+            </w:pPr>
+          </w:p>
+        </w:tc>
+        <w:tc>
+          <w:tcPr>
+            <w:tcW w:w="3829" w:type="dxa"/>
+            <w:vMerge/>
             <w:tcBorders>
               <w:bottom w:val="single" w:sz="4" w:space="0" w:color="auto"/>
               <w:right w:val="single" w:sz="4" w:space="0" w:color="000000" w:themeColor="text1"/>
@@ -1648,7 +1926,6 @@
           </w:tcPr>
           <w:p>
             <w:pPr>
-              <w:spacing w:line="276" w:lineRule="auto"/>
               <w:rPr>
                 <w:rFonts w:ascii="Times New Roman" w:hAnsi="Times New Roman" w:cs="Times New Roman"/>
               </w:rPr>
@@ -1658,6 +1935,7 @@
         <w:tc>
           <w:tcPr>
             <w:tcW w:w="1134" w:type="dxa"/>
+            <w:vMerge/>
             <w:tcBorders>
               <w:left w:val="single" w:sz="4" w:space="0" w:color="000000" w:themeColor="text1"/>
               <w:bottom w:val="single" w:sz="4" w:space="0" w:color="auto"/>
@@ -1667,27 +1945,19 @@
           </w:tcPr>
           <w:p>
             <w:pPr>
-              <w:spacing w:line="276" w:lineRule="auto"/>
-              <w:jc w:val="center"/>
-              <w:rPr>
-                <w:rFonts w:ascii="Times New Roman" w:hAnsi="Times New Roman" w:cs="Times New Roman"/>
-                <w:sz w:val="28"/>
-                <w:szCs w:val="28"/>
-              </w:rPr>
-            </w:pPr>
-            <w:r>
-              <w:rPr>
-                <w:rFonts w:ascii="Times New Roman" w:hAnsi="Times New Roman" w:cs="Times New Roman"/>
-                <w:sz w:val="28"/>
-                <w:szCs w:val="28"/>
-              </w:rPr>
-              <w:sym w:font="Wingdings 2" w:char="F0A3"/>
-            </w:r>
+              <w:jc w:val="center"/>
+              <w:rPr>
+                <w:rFonts w:ascii="Times New Roman" w:hAnsi="Times New Roman" w:cs="Times New Roman"/>
+                <w:sz w:val="28"/>
+                <w:szCs w:val="28"/>
+              </w:rPr>
+            </w:pPr>
           </w:p>
         </w:tc>
         <w:tc>
           <w:tcPr>
             <w:tcW w:w="1842" w:type="dxa"/>
+            <w:vMerge/>
             <w:tcBorders>
               <w:left w:val="single" w:sz="4" w:space="0" w:color="auto"/>
               <w:bottom w:val="single" w:sz="4" w:space="0" w:color="auto"/>
@@ -1697,27 +1967,19 @@
           </w:tcPr>
           <w:p>
             <w:pPr>
-              <w:spacing w:line="276" w:lineRule="auto"/>
-              <w:jc w:val="center"/>
-              <w:rPr>
-                <w:rFonts w:ascii="Times New Roman" w:hAnsi="Times New Roman" w:cs="Times New Roman"/>
-                <w:sz w:val="28"/>
-                <w:szCs w:val="28"/>
-              </w:rPr>
-            </w:pPr>
-            <w:r>
-              <w:rPr>
-                <w:rFonts w:ascii="Times New Roman" w:hAnsi="Times New Roman" w:cs="Times New Roman"/>
-                <w:sz w:val="28"/>
-                <w:szCs w:val="28"/>
-              </w:rPr>
-              <w:sym w:font="Wingdings 2" w:char="F0A3"/>
-            </w:r>
+              <w:jc w:val="center"/>
+              <w:rPr>
+                <w:rFonts w:ascii="Times New Roman" w:hAnsi="Times New Roman" w:cs="Times New Roman"/>
+                <w:sz w:val="28"/>
+                <w:szCs w:val="28"/>
+              </w:rPr>
+            </w:pPr>
           </w:p>
         </w:tc>
         <w:tc>
           <w:tcPr>
             <w:tcW w:w="1985" w:type="dxa"/>
+            <w:vMerge/>
             <w:tcBorders>
               <w:left w:val="single" w:sz="4" w:space="0" w:color="auto"/>
               <w:bottom w:val="single" w:sz="4" w:space="0" w:color="auto"/>
@@ -1726,22 +1988,13 @@
           </w:tcPr>
           <w:p>
             <w:pPr>
-              <w:spacing w:line="276" w:lineRule="auto"/>
-              <w:jc w:val="center"/>
-              <w:rPr>
-                <w:rFonts w:ascii="Times New Roman" w:hAnsi="Times New Roman" w:cs="Times New Roman"/>
-                <w:sz w:val="28"/>
-                <w:szCs w:val="28"/>
-              </w:rPr>
-            </w:pPr>
-            <w:r>
-              <w:rPr>
-                <w:rFonts w:ascii="Times New Roman" w:hAnsi="Times New Roman" w:cs="Times New Roman"/>
-                <w:sz w:val="28"/>
-                <w:szCs w:val="28"/>
-              </w:rPr>
-              <w:sym w:font="Wingdings 2" w:char="F0A3"/>
-            </w:r>
+              <w:jc w:val="center"/>
+              <w:rPr>
+                <w:rFonts w:ascii="Times New Roman" w:hAnsi="Times New Roman" w:cs="Times New Roman"/>
+                <w:sz w:val="28"/>
+                <w:szCs w:val="28"/>
+              </w:rPr>
+            </w:pPr>
           </w:p>
         </w:tc>
         <w:tc>
@@ -1925,9 +2178,6 @@
           <w:tcPr>
             <w:tcW w:w="4058" w:type="dxa"/>
             <w:vMerge w:val="restart"/>
-            <w:tcBorders>
-              <w:top w:val="double" w:sz="4" w:space="0" w:color="000000" w:themeColor="text1"/>
-            </w:tcBorders>
           </w:tcPr>
           <w:p>
             <w:pPr>
@@ -1958,7 +2208,7 @@
                 <w:b/>
                 <w:bCs/>
               </w:rPr>
-              <w:t>{{sampleName2}}</w:t>
+              <w:t>{{sampleName1}}</w:t>
             </w:r>
           </w:p>
           <w:p>
@@ -1974,17 +2224,13 @@
                 <w:b/>
                 <w:bCs/>
               </w:rPr>
-              <w:t>{{sampleInfo2}}</w:t>
+              <w:t>{{sampleInfo1}}</w:t>
             </w:r>
           </w:p>
         </w:tc>
         <w:tc>
           <w:tcPr>
             <w:tcW w:w="3829" w:type="dxa"/>
-            <w:tcBorders>
-              <w:top w:val="double" w:sz="4" w:space="0" w:color="000000" w:themeColor="text1"/>
-              <w:bottom w:val="single" w:sz="4" w:space="0" w:color="auto"/>
-            </w:tcBorders>
             <w:vAlign w:val="center"/>
           </w:tcPr>
           <w:p>
@@ -2006,10 +2252,6 @@
         <w:tc>
           <w:tcPr>
             <w:tcW w:w="1134" w:type="dxa"/>
-            <w:tcBorders>
-              <w:top w:val="double" w:sz="4" w:space="0" w:color="000000" w:themeColor="text1"/>
-              <w:bottom w:val="single" w:sz="4" w:space="0" w:color="auto"/>
-            </w:tcBorders>
             <w:vAlign w:val="center"/>
           </w:tcPr>
           <w:p>
@@ -2043,10 +2285,6 @@
         <w:tc>
           <w:tcPr>
             <w:tcW w:w="1842" w:type="dxa"/>
-            <w:tcBorders>
-              <w:top w:val="double" w:sz="4" w:space="0" w:color="000000" w:themeColor="text1"/>
-              <w:bottom w:val="single" w:sz="4" w:space="0" w:color="auto"/>
-            </w:tcBorders>
           </w:tcPr>
           <w:p>
             <w:pPr>
@@ -2086,10 +2324,6 @@
         <w:tc>
           <w:tcPr>
             <w:tcW w:w="1985" w:type="dxa"/>
-            <w:tcBorders>
-              <w:top w:val="double" w:sz="4" w:space="0" w:color="000000" w:themeColor="text1"/>
-              <w:bottom w:val="single" w:sz="4" w:space="0" w:color="auto"/>
-            </w:tcBorders>
           </w:tcPr>
           <w:p>
             <w:pPr>
@@ -2129,24 +2363,41 @@
         <w:tc>
           <w:tcPr>
             <w:tcW w:w="2126" w:type="dxa"/>
-            <w:tcBorders>
-              <w:top w:val="double" w:sz="4" w:space="0" w:color="000000" w:themeColor="text1"/>
-            </w:tcBorders>
-            <w:vAlign w:val="center"/>
-          </w:tcPr>
-          <w:p>
-            <w:pPr>
-              <w:spacing w:before="20" w:after="20"/>
-              <w:rPr>
-                <w:rFonts w:ascii="Times New Roman" w:hAnsi="Times New Roman" w:cs="Times New Roman"/>
-              </w:rPr>
-            </w:pPr>
-            <w:r>
-              <w:rPr>
-                <w:rFonts w:ascii="Times New Roman" w:hAnsi="Times New Roman" w:cs="Times New Roman"/>
-              </w:rPr>
-              <w:t xml:space="preserve">Người gửi mẫu: </w:t>
-            </w:r>
+            <w:vMerge w:val="restart"/>
+            <w:vAlign w:val="center"/>
+          </w:tcPr>
+          <w:p>
+            <w:pPr>
+              <w:spacing w:before="20" w:after="20"/>
+              <w:jc w:val="center"/>
+              <w:rPr>
+                <w:rFonts w:ascii="Times New Roman" w:hAnsi="Times New Roman" w:cs="Times New Roman"/>
+              </w:rPr>
+            </w:pPr>
+            <w:r>
+              <w:rPr>
+                <w:rFonts w:ascii="Times New Roman" w:hAnsi="Times New Roman" w:cs="Times New Roman"/>
+              </w:rPr>
+              <w:t>Người gửi mẫu:</w:t>
+            </w:r>
+          </w:p>
+          <w:p>
+            <w:pPr>
+              <w:spacing w:before="20" w:after="20"/>
+              <w:jc w:val="center"/>
+              <w:rPr>
+                <w:rFonts w:ascii="Times New Roman" w:hAnsi="Times New Roman" w:cs="Times New Roman"/>
+              </w:rPr>
+            </w:pPr>
+          </w:p>
+          <w:p>
+            <w:pPr>
+              <w:spacing w:before="20" w:after="20"/>
+              <w:jc w:val="center"/>
+              <w:rPr>
+                <w:rFonts w:ascii="Times New Roman" w:hAnsi="Times New Roman" w:cs="Times New Roman"/>
+              </w:rPr>
+            </w:pPr>
           </w:p>
           <w:p>
             <w:pPr>
@@ -2162,14 +2413,14 @@
                 <w:b/>
                 <w:bCs/>
               </w:rPr>
-              <w:t>{{customerVie2}}</w:t>
+              <w:t>{{customerVie1}}</w:t>
             </w:r>
           </w:p>
         </w:tc>
       </w:tr>
       <w:tr>
         <w:trPr>
-          <w:trHeight w:val="882"/>
+          <w:trHeight w:val="494"/>
         </w:trPr>
         <w:tc>
           <w:tcPr>
@@ -2189,54 +2440,37 @@
           <w:tcPr>
             <w:tcW w:w="3829" w:type="dxa"/>
             <w:vMerge w:val="restart"/>
-            <w:tcBorders>
-              <w:top w:val="single" w:sz="4" w:space="0" w:color="auto"/>
-            </w:tcBorders>
-          </w:tcPr>
-          <w:p>
-            <w:pPr>
-              <w:spacing w:before="20" w:after="20" w:line="276" w:lineRule="auto"/>
-              <w:rPr>
-                <w:rFonts w:ascii="Times New Roman" w:hAnsi="Times New Roman" w:cs="Times New Roman"/>
-              </w:rPr>
-            </w:pPr>
-            <w:r>
-              <w:rPr>
-                <w:rFonts w:ascii="Times New Roman" w:hAnsi="Times New Roman" w:cs="Times New Roman"/>
-              </w:rPr>
-              <w:t>Hàm lượng</w:t>
-            </w:r>
-          </w:p>
-          <w:p>
-            <w:pPr>
-              <w:spacing w:before="20" w:after="20" w:line="276" w:lineRule="auto"/>
-              <w:rPr>
-                <w:rFonts w:ascii="Times New Roman" w:hAnsi="Times New Roman" w:cs="Times New Roman"/>
-              </w:rPr>
-            </w:pPr>
-            <w:r>
+          </w:tcPr>
+          <w:p>
+            <w:pPr>
+              <w:spacing w:before="20" w:after="20"/>
+              <w:rPr>
+                <w:rFonts w:ascii="Times New Roman" w:hAnsi="Times New Roman" w:cs="Times New Roman"/>
+              </w:rPr>
+            </w:pPr>
+            <w:r>
+              <w:rPr>
+                <w:rFonts w:ascii="Times New Roman" w:hAnsi="Times New Roman" w:cs="Times New Roman"/>
+              </w:rPr>
+              <w:t xml:space="preserve"> Hàm lượng</w:t>
+            </w:r>
+          </w:p>
+          <w:p>
+            <w:pPr>
+              <w:spacing w:before="20" w:after="20"/>
               <w:rPr>
                 <w:rFonts w:ascii="Times New Roman" w:hAnsi="Times New Roman" w:cs="Times New Roman"/>
                 <w:b/>
                 <w:bCs/>
               </w:rPr>
-              <w:t>{{characteristics</w:t>
-            </w:r>
+            </w:pPr>
             <w:r>
               <w:rPr>
                 <w:rFonts w:ascii="Times New Roman" w:hAnsi="Times New Roman" w:cs="Times New Roman"/>
                 <w:b/>
                 <w:bCs/>
               </w:rPr>
-              <w:t>2</w:t>
-            </w:r>
-            <w:r>
-              <w:rPr>
-                <w:rFonts w:ascii="Times New Roman" w:hAnsi="Times New Roman" w:cs="Times New Roman"/>
-                <w:b/>
-                <w:bCs/>
-              </w:rPr>
-              <w:t>}}</w:t>
+              <w:t>{{characteristics1}}</w:t>
             </w:r>
           </w:p>
         </w:tc>
@@ -2244,9 +2478,6 @@
           <w:tcPr>
             <w:tcW w:w="1134" w:type="dxa"/>
             <w:vMerge w:val="restart"/>
-            <w:tcBorders>
-              <w:top w:val="single" w:sz="4" w:space="0" w:color="auto"/>
-            </w:tcBorders>
             <w:vAlign w:val="center"/>
           </w:tcPr>
           <w:p>
@@ -2273,9 +2504,6 @@
           <w:tcPr>
             <w:tcW w:w="1842" w:type="dxa"/>
             <w:vMerge w:val="restart"/>
-            <w:tcBorders>
-              <w:top w:val="single" w:sz="4" w:space="0" w:color="auto"/>
-            </w:tcBorders>
             <w:vAlign w:val="center"/>
           </w:tcPr>
           <w:p>
@@ -2302,9 +2530,6 @@
           <w:tcPr>
             <w:tcW w:w="1985" w:type="dxa"/>
             <w:vMerge w:val="restart"/>
-            <w:tcBorders>
-              <w:top w:val="single" w:sz="4" w:space="0" w:color="auto"/>
-            </w:tcBorders>
             <w:vAlign w:val="center"/>
           </w:tcPr>
           <w:p>
@@ -2330,78 +2555,18 @@
         <w:tc>
           <w:tcPr>
             <w:tcW w:w="2126" w:type="dxa"/>
-          </w:tcPr>
-          <w:p>
-            <w:pPr>
-              <w:spacing w:before="20" w:after="20"/>
-              <w:rPr>
-                <w:rFonts w:ascii="Times New Roman" w:hAnsi="Times New Roman" w:cs="Times New Roman"/>
-              </w:rPr>
-            </w:pPr>
-            <w:r>
-              <w:rPr>
-                <w:rFonts w:ascii="Times New Roman" w:hAnsi="Times New Roman" w:cs="Times New Roman"/>
-              </w:rPr>
-              <w:t xml:space="preserve">Phương pháp thử: </w:t>
-            </w:r>
-          </w:p>
-          <w:p>
-            <w:pPr>
-              <w:spacing w:before="20" w:after="20"/>
-              <w:rPr>
-                <w:rFonts w:ascii="Times New Roman" w:hAnsi="Times New Roman" w:cs="Times New Roman"/>
-              </w:rPr>
-            </w:pPr>
-            <w:r>
-              <w:rPr>
-                <w:rFonts w:ascii="Times New Roman" w:hAnsi="Times New Roman" w:cs="Times New Roman"/>
-              </w:rPr>
-              <w:sym w:font="Wingdings" w:char="F0FE"/>
-            </w:r>
-            <w:r>
-              <w:rPr>
-                <w:rFonts w:ascii="Times New Roman" w:hAnsi="Times New Roman" w:cs="Times New Roman"/>
-              </w:rPr>
-              <w:t xml:space="preserve"> </w:t>
-            </w:r>
-            <w:r>
-              <w:rPr>
-                <w:rFonts w:ascii="Times New Roman" w:hAnsi="Times New Roman" w:cs="Times New Roman"/>
-              </w:rPr>
-              <w:t xml:space="preserve"> PTN chọn</w:t>
-            </w:r>
-          </w:p>
-          <w:p>
-            <w:pPr>
-              <w:spacing w:before="20" w:after="20"/>
-              <w:rPr>
-                <w:rFonts w:ascii="Times New Roman" w:hAnsi="Times New Roman" w:cs="Times New Roman"/>
-              </w:rPr>
-            </w:pPr>
-            <w:r>
-              <w:rPr>
-                <w:rFonts w:ascii="Times New Roman" w:hAnsi="Times New Roman" w:cs="Times New Roman"/>
-              </w:rPr>
-              <w:sym w:font="Wingdings 2" w:char="F0A3"/>
-            </w:r>
-            <w:r>
-              <w:rPr>
-                <w:rFonts w:ascii="Times New Roman" w:hAnsi="Times New Roman" w:cs="Times New Roman"/>
-              </w:rPr>
-              <w:t xml:space="preserve"> K</w:t>
-            </w:r>
-            <w:r>
-              <w:rPr>
-                <w:rFonts w:ascii="Times New Roman" w:hAnsi="Times New Roman" w:cs="Times New Roman"/>
-              </w:rPr>
-              <w:t>hách hàng</w:t>
-            </w:r>
-            <w:r>
-              <w:rPr>
-                <w:rFonts w:ascii="Times New Roman" w:hAnsi="Times New Roman" w:cs="Times New Roman"/>
-              </w:rPr>
-              <w:t xml:space="preserve"> chọn</w:t>
-            </w:r>
+            <w:vMerge/>
+            <w:tcBorders>
+              <w:bottom w:val="single" w:sz="4" w:space="0" w:color="000000" w:themeColor="text1"/>
+            </w:tcBorders>
+          </w:tcPr>
+          <w:p>
+            <w:pPr>
+              <w:spacing w:before="20" w:after="20"/>
+              <w:rPr>
+                <w:rFonts w:ascii="Times New Roman" w:hAnsi="Times New Roman" w:cs="Times New Roman"/>
+              </w:rPr>
+            </w:pPr>
           </w:p>
         </w:tc>
       </w:tr>
@@ -2413,6 +2578,9 @@
           <w:tcPr>
             <w:tcW w:w="4058" w:type="dxa"/>
             <w:vMerge/>
+            <w:tcBorders>
+              <w:bottom w:val="single" w:sz="4" w:space="0" w:color="auto"/>
+            </w:tcBorders>
           </w:tcPr>
           <w:p>
             <w:pPr>
@@ -2427,6 +2595,9 @@
           <w:tcPr>
             <w:tcW w:w="3829" w:type="dxa"/>
             <w:vMerge/>
+            <w:tcBorders>
+              <w:bottom w:val="single" w:sz="4" w:space="0" w:color="auto"/>
+            </w:tcBorders>
           </w:tcPr>
           <w:p>
             <w:pPr>
@@ -2441,6 +2612,9 @@
           <w:tcPr>
             <w:tcW w:w="1134" w:type="dxa"/>
             <w:vMerge/>
+            <w:tcBorders>
+              <w:bottom w:val="single" w:sz="4" w:space="0" w:color="auto"/>
+            </w:tcBorders>
             <w:vAlign w:val="center"/>
           </w:tcPr>
           <w:p>
@@ -2459,6 +2633,9 @@
           <w:tcPr>
             <w:tcW w:w="1842" w:type="dxa"/>
             <w:vMerge/>
+            <w:tcBorders>
+              <w:bottom w:val="single" w:sz="4" w:space="0" w:color="auto"/>
+            </w:tcBorders>
             <w:vAlign w:val="center"/>
           </w:tcPr>
           <w:p>
@@ -2477,6 +2654,10 @@
           <w:tcPr>
             <w:tcW w:w="1985" w:type="dxa"/>
             <w:vMerge/>
+            <w:tcBorders>
+              <w:bottom w:val="single" w:sz="4" w:space="0" w:color="auto"/>
+              <w:right w:val="single" w:sz="4" w:space="0" w:color="000000" w:themeColor="text1"/>
+            </w:tcBorders>
             <w:vAlign w:val="center"/>
           </w:tcPr>
           <w:p>
@@ -2495,44 +2676,90 @@
           <w:tcPr>
             <w:tcW w:w="2126" w:type="dxa"/>
             <w:vMerge w:val="restart"/>
-          </w:tcPr>
-          <w:p>
-            <w:pPr>
-              <w:spacing w:before="20" w:after="20"/>
-              <w:rPr>
-                <w:rFonts w:ascii="Times New Roman" w:hAnsi="Times New Roman" w:cs="Times New Roman"/>
-              </w:rPr>
-            </w:pPr>
-            <w:r>
-              <w:rPr>
-                <w:rFonts w:ascii="Times New Roman" w:hAnsi="Times New Roman" w:cs="Times New Roman"/>
-              </w:rPr>
-              <w:t>Ngày trả kết quả:</w:t>
-            </w:r>
-          </w:p>
-          <w:p>
-            <w:pPr>
-              <w:spacing w:before="20" w:after="20"/>
-              <w:rPr>
-                <w:rFonts w:ascii="Times New Roman" w:hAnsi="Times New Roman" w:cs="Times New Roman"/>
-              </w:rPr>
-            </w:pPr>
-            <w:r>
-              <w:rPr>
-                <w:rFonts w:ascii="Times New Roman" w:hAnsi="Times New Roman" w:cs="Times New Roman"/>
-              </w:rPr>
-              <w:t>…………………</w:t>
+            <w:tcBorders>
+              <w:top w:val="single" w:sz="4" w:space="0" w:color="000000" w:themeColor="text1"/>
+              <w:left w:val="single" w:sz="4" w:space="0" w:color="000000" w:themeColor="text1"/>
+              <w:right w:val="single" w:sz="4" w:space="0" w:color="000000" w:themeColor="text1"/>
+            </w:tcBorders>
+          </w:tcPr>
+          <w:p>
+            <w:pPr>
+              <w:spacing w:before="20" w:after="20"/>
+              <w:rPr>
+                <w:rFonts w:ascii="Times New Roman" w:hAnsi="Times New Roman" w:cs="Times New Roman"/>
+              </w:rPr>
+            </w:pPr>
+            <w:r>
+              <w:rPr>
+                <w:rFonts w:ascii="Times New Roman" w:hAnsi="Times New Roman" w:cs="Times New Roman"/>
+              </w:rPr>
+              <w:t xml:space="preserve">Phương pháp thử: </w:t>
+            </w:r>
+          </w:p>
+          <w:p>
+            <w:pPr>
+              <w:spacing w:before="20" w:after="20"/>
+              <w:rPr>
+                <w:rFonts w:ascii="Times New Roman" w:hAnsi="Times New Roman" w:cs="Times New Roman"/>
+              </w:rPr>
+            </w:pPr>
+            <w:r>
+              <w:rPr>
+                <w:rFonts w:ascii="Times New Roman" w:hAnsi="Times New Roman" w:cs="Times New Roman"/>
+              </w:rPr>
+              <w:sym w:font="Wingdings" w:char="F0FE"/>
+            </w:r>
+            <w:r>
+              <w:rPr>
+                <w:rFonts w:ascii="Times New Roman" w:hAnsi="Times New Roman" w:cs="Times New Roman"/>
+              </w:rPr>
+              <w:t xml:space="preserve"> PTN chọn</w:t>
+            </w:r>
+          </w:p>
+          <w:p>
+            <w:pPr>
+              <w:spacing w:before="20" w:after="20"/>
+              <w:rPr>
+                <w:rFonts w:ascii="Times New Roman" w:hAnsi="Times New Roman" w:cs="Times New Roman"/>
+              </w:rPr>
+            </w:pPr>
+            <w:r>
+              <w:rPr>
+                <w:rFonts w:ascii="Times New Roman" w:hAnsi="Times New Roman" w:cs="Times New Roman"/>
+              </w:rPr>
+              <w:sym w:font="Wingdings 2" w:char="F0A3"/>
+            </w:r>
+            <w:r>
+              <w:rPr>
+                <w:rFonts w:ascii="Times New Roman" w:hAnsi="Times New Roman" w:cs="Times New Roman"/>
+              </w:rPr>
+              <w:t xml:space="preserve"> K</w:t>
+            </w:r>
+            <w:r>
+              <w:rPr>
+                <w:rFonts w:ascii="Times New Roman" w:hAnsi="Times New Roman" w:cs="Times New Roman"/>
+              </w:rPr>
+              <w:t>hách hàng</w:t>
+            </w:r>
+            <w:r>
+              <w:rPr>
+                <w:rFonts w:ascii="Times New Roman" w:hAnsi="Times New Roman" w:cs="Times New Roman"/>
+              </w:rPr>
+              <w:t xml:space="preserve"> chọn</w:t>
             </w:r>
           </w:p>
         </w:tc>
       </w:tr>
       <w:tr>
         <w:trPr>
-          <w:trHeight w:val="259"/>
+          <w:trHeight w:val="254"/>
         </w:trPr>
         <w:tc>
           <w:tcPr>
             <w:tcW w:w="4058" w:type="dxa"/>
+            <w:tcBorders>
+              <w:top w:val="single" w:sz="4" w:space="0" w:color="auto"/>
+            </w:tcBorders>
             <w:vAlign w:val="bottom"/>
           </w:tcPr>
           <w:p>
@@ -2552,7 +2779,7 @@
               <w:rPr>
                 <w:rFonts w:ascii="Times New Roman" w:hAnsi="Times New Roman" w:cs="Times New Roman"/>
               </w:rPr>
-              <w:t>:</w:t>
+              <w:t xml:space="preserve">: </w:t>
             </w:r>
             <w:r>
               <w:rPr>
@@ -2560,17 +2787,20 @@
                 <w:b/>
                 <w:bCs/>
               </w:rPr>
-              <w:t xml:space="preserve"> {{code2}}</w:t>
+              <w:t>{{code1}}</w:t>
             </w:r>
           </w:p>
         </w:tc>
         <w:tc>
           <w:tcPr>
             <w:tcW w:w="3829" w:type="dxa"/>
-          </w:tcPr>
-          <w:p>
-            <w:pPr>
-              <w:spacing w:before="20" w:after="20" w:line="276" w:lineRule="auto"/>
+            <w:tcBorders>
+              <w:top w:val="single" w:sz="4" w:space="0" w:color="auto"/>
+            </w:tcBorders>
+          </w:tcPr>
+          <w:p>
+            <w:pPr>
+              <w:spacing w:line="276" w:lineRule="auto"/>
               <w:rPr>
                 <w:rFonts w:ascii="Times New Roman" w:hAnsi="Times New Roman" w:cs="Times New Roman"/>
               </w:rPr>
@@ -2580,11 +2810,14 @@
         <w:tc>
           <w:tcPr>
             <w:tcW w:w="1134" w:type="dxa"/>
-            <w:vAlign w:val="center"/>
-          </w:tcPr>
-          <w:p>
-            <w:pPr>
-              <w:spacing w:before="20" w:after="20" w:line="276" w:lineRule="auto"/>
+            <w:tcBorders>
+              <w:top w:val="single" w:sz="4" w:space="0" w:color="auto"/>
+            </w:tcBorders>
+            <w:vAlign w:val="center"/>
+          </w:tcPr>
+          <w:p>
+            <w:pPr>
+              <w:spacing w:line="276" w:lineRule="auto"/>
               <w:jc w:val="center"/>
               <w:rPr>
                 <w:rFonts w:ascii="Times New Roman" w:hAnsi="Times New Roman" w:cs="Times New Roman"/>
@@ -2605,11 +2838,14 @@
         <w:tc>
           <w:tcPr>
             <w:tcW w:w="1842" w:type="dxa"/>
-            <w:vAlign w:val="center"/>
-          </w:tcPr>
-          <w:p>
-            <w:pPr>
-              <w:spacing w:before="20" w:after="20" w:line="276" w:lineRule="auto"/>
+            <w:tcBorders>
+              <w:top w:val="single" w:sz="4" w:space="0" w:color="auto"/>
+            </w:tcBorders>
+            <w:vAlign w:val="center"/>
+          </w:tcPr>
+          <w:p>
+            <w:pPr>
+              <w:spacing w:line="276" w:lineRule="auto"/>
               <w:jc w:val="center"/>
               <w:rPr>
                 <w:rFonts w:ascii="Times New Roman" w:hAnsi="Times New Roman" w:cs="Times New Roman"/>
@@ -2630,11 +2866,15 @@
         <w:tc>
           <w:tcPr>
             <w:tcW w:w="1985" w:type="dxa"/>
-            <w:vAlign w:val="center"/>
-          </w:tcPr>
-          <w:p>
-            <w:pPr>
-              <w:spacing w:before="20" w:after="20" w:line="276" w:lineRule="auto"/>
+            <w:tcBorders>
+              <w:top w:val="single" w:sz="4" w:space="0" w:color="auto"/>
+              <w:right w:val="single" w:sz="4" w:space="0" w:color="000000" w:themeColor="text1"/>
+            </w:tcBorders>
+            <w:vAlign w:val="center"/>
+          </w:tcPr>
+          <w:p>
+            <w:pPr>
+              <w:spacing w:line="276" w:lineRule="auto"/>
               <w:jc w:val="center"/>
               <w:rPr>
                 <w:rFonts w:ascii="Times New Roman" w:hAnsi="Times New Roman" w:cs="Times New Roman"/>
@@ -2656,6 +2896,10 @@
           <w:tcPr>
             <w:tcW w:w="2126" w:type="dxa"/>
             <w:vMerge/>
+            <w:tcBorders>
+              <w:left w:val="single" w:sz="4" w:space="0" w:color="000000" w:themeColor="text1"/>
+              <w:right w:val="single" w:sz="4" w:space="0" w:color="000000" w:themeColor="text1"/>
+            </w:tcBorders>
           </w:tcPr>
           <w:p>
             <w:pPr>
@@ -2669,7 +2913,7 @@
       </w:tr>
       <w:tr>
         <w:trPr>
-          <w:trHeight w:val="403"/>
+          <w:trHeight w:val="308"/>
         </w:trPr>
         <w:tc>
           <w:tcPr>
@@ -2695,23 +2939,7 @@
                 <w:b/>
                 <w:bCs/>
               </w:rPr>
-              <w:t>{{quantity</w:t>
-            </w:r>
-            <w:r>
-              <w:rPr>
-                <w:rFonts w:ascii="Times New Roman" w:hAnsi="Times New Roman" w:cs="Times New Roman"/>
-                <w:b/>
-                <w:bCs/>
-              </w:rPr>
-              <w:t>2</w:t>
-            </w:r>
-            <w:r>
-              <w:rPr>
-                <w:rFonts w:ascii="Times New Roman" w:hAnsi="Times New Roman" w:cs="Times New Roman"/>
-                <w:b/>
-                <w:bCs/>
-              </w:rPr>
-              <w:t>}}</w:t>
+              <w:t>{{quantity1}}</w:t>
             </w:r>
           </w:p>
         </w:tc>
@@ -2721,7 +2949,7 @@
           </w:tcPr>
           <w:p>
             <w:pPr>
-              <w:spacing w:before="20" w:after="20" w:line="276" w:lineRule="auto"/>
+              <w:spacing w:line="276" w:lineRule="auto"/>
               <w:rPr>
                 <w:rFonts w:ascii="Times New Roman" w:hAnsi="Times New Roman" w:cs="Times New Roman"/>
               </w:rPr>
@@ -2735,7 +2963,7 @@
           </w:tcPr>
           <w:p>
             <w:pPr>
-              <w:spacing w:before="20" w:after="20" w:line="276" w:lineRule="auto"/>
+              <w:spacing w:line="276" w:lineRule="auto"/>
               <w:jc w:val="center"/>
               <w:rPr>
                 <w:rFonts w:ascii="Times New Roman" w:hAnsi="Times New Roman" w:cs="Times New Roman"/>
@@ -2760,7 +2988,7 @@
           </w:tcPr>
           <w:p>
             <w:pPr>
-              <w:spacing w:before="20" w:after="20" w:line="276" w:lineRule="auto"/>
+              <w:spacing w:line="276" w:lineRule="auto"/>
               <w:jc w:val="center"/>
               <w:rPr>
                 <w:rFonts w:ascii="Times New Roman" w:hAnsi="Times New Roman" w:cs="Times New Roman"/>
@@ -2781,11 +3009,14 @@
         <w:tc>
           <w:tcPr>
             <w:tcW w:w="1985" w:type="dxa"/>
-            <w:vAlign w:val="center"/>
-          </w:tcPr>
-          <w:p>
-            <w:pPr>
-              <w:spacing w:before="20" w:after="20" w:line="276" w:lineRule="auto"/>
+            <w:tcBorders>
+              <w:right w:val="single" w:sz="4" w:space="0" w:color="000000" w:themeColor="text1"/>
+            </w:tcBorders>
+            <w:vAlign w:val="center"/>
+          </w:tcPr>
+          <w:p>
+            <w:pPr>
+              <w:spacing w:line="276" w:lineRule="auto"/>
               <w:jc w:val="center"/>
               <w:rPr>
                 <w:rFonts w:ascii="Times New Roman" w:hAnsi="Times New Roman" w:cs="Times New Roman"/>
@@ -2806,81 +3037,33 @@
         <w:tc>
           <w:tcPr>
             <w:tcW w:w="2126" w:type="dxa"/>
-            <w:vMerge w:val="restart"/>
-          </w:tcPr>
-          <w:p>
-            <w:pPr>
-              <w:spacing w:before="20" w:after="20"/>
-              <w:rPr>
-                <w:rFonts w:ascii="Times New Roman" w:hAnsi="Times New Roman" w:cs="Times New Roman"/>
-              </w:rPr>
-            </w:pPr>
-            <w:r>
-              <w:rPr>
-                <w:rFonts w:ascii="Times New Roman" w:hAnsi="Times New Roman" w:cs="Times New Roman"/>
-              </w:rPr>
-              <w:t>Số phiếu KQ:</w:t>
-            </w:r>
-          </w:p>
-          <w:p>
-            <w:pPr>
-              <w:spacing w:before="20" w:after="20"/>
-              <w:rPr>
-                <w:rFonts w:ascii="Times New Roman" w:hAnsi="Times New Roman" w:cs="Times New Roman"/>
-                <w:b/>
-                <w:bCs/>
-              </w:rPr>
-            </w:pPr>
-            <w:r>
-              <w:rPr>
-                <w:rFonts w:ascii="Times New Roman" w:hAnsi="Times New Roman" w:cs="Times New Roman"/>
-                <w:b/>
-                <w:bCs/>
-              </w:rPr>
-              <w:t>ĐX-</w:t>
-            </w:r>
-          </w:p>
-          <w:p>
-            <w:pPr>
-              <w:spacing w:before="20" w:after="20"/>
-              <w:rPr>
-                <w:rFonts w:ascii="Times New Roman" w:hAnsi="Times New Roman" w:cs="Times New Roman"/>
-              </w:rPr>
-            </w:pPr>
-            <w:r>
-              <w:rPr>
-                <w:rFonts w:ascii="Times New Roman" w:hAnsi="Times New Roman" w:cs="Times New Roman"/>
-                <w:b/>
-                <w:bCs/>
-              </w:rPr>
-              <w:t>CL{{code</w:t>
-            </w:r>
-            <w:r>
-              <w:rPr>
-                <w:rFonts w:ascii="Times New Roman" w:hAnsi="Times New Roman" w:cs="Times New Roman"/>
-                <w:b/>
-                <w:bCs/>
-              </w:rPr>
-              <w:t>2</w:t>
-            </w:r>
-            <w:r>
-              <w:rPr>
-                <w:rFonts w:ascii="Times New Roman" w:hAnsi="Times New Roman" w:cs="Times New Roman"/>
-                <w:b/>
-                <w:bCs/>
-              </w:rPr>
-              <w:t>}}</w:t>
-            </w:r>
+            <w:vMerge/>
+            <w:tcBorders>
+              <w:left w:val="single" w:sz="4" w:space="0" w:color="000000" w:themeColor="text1"/>
+              <w:bottom w:val="single" w:sz="4" w:space="0" w:color="auto"/>
+              <w:right w:val="single" w:sz="4" w:space="0" w:color="000000" w:themeColor="text1"/>
+            </w:tcBorders>
+          </w:tcPr>
+          <w:p>
+            <w:pPr>
+              <w:spacing w:before="20" w:after="20"/>
+              <w:rPr>
+                <w:rFonts w:ascii="Times New Roman" w:hAnsi="Times New Roman" w:cs="Times New Roman"/>
+              </w:rPr>
+            </w:pPr>
           </w:p>
         </w:tc>
       </w:tr>
       <w:tr>
         <w:trPr>
-          <w:trHeight w:val="403"/>
+          <w:trHeight w:val="377"/>
         </w:trPr>
         <w:tc>
           <w:tcPr>
             <w:tcW w:w="4058" w:type="dxa"/>
+            <w:tcBorders>
+              <w:bottom w:val="single" w:sz="4" w:space="0" w:color="000000" w:themeColor="text1"/>
+            </w:tcBorders>
             <w:vAlign w:val="bottom"/>
           </w:tcPr>
           <w:p>
@@ -2902,17 +3085,20 @@
                 <w:b/>
                 <w:bCs/>
               </w:rPr>
-              <w:t>{{receiveDate2}}</w:t>
+              <w:t>{{receiveDate1}}</w:t>
             </w:r>
           </w:p>
         </w:tc>
         <w:tc>
           <w:tcPr>
             <w:tcW w:w="3829" w:type="dxa"/>
-          </w:tcPr>
-          <w:p>
-            <w:pPr>
-              <w:spacing w:before="20" w:after="20" w:line="276" w:lineRule="auto"/>
+            <w:tcBorders>
+              <w:bottom w:val="single" w:sz="4" w:space="0" w:color="000000" w:themeColor="text1"/>
+            </w:tcBorders>
+          </w:tcPr>
+          <w:p>
+            <w:pPr>
+              <w:spacing w:line="276" w:lineRule="auto"/>
               <w:rPr>
                 <w:rFonts w:ascii="Times New Roman" w:hAnsi="Times New Roman" w:cs="Times New Roman"/>
               </w:rPr>
@@ -2922,11 +3108,14 @@
         <w:tc>
           <w:tcPr>
             <w:tcW w:w="1134" w:type="dxa"/>
-            <w:vAlign w:val="center"/>
-          </w:tcPr>
-          <w:p>
-            <w:pPr>
-              <w:spacing w:before="20" w:after="20" w:line="276" w:lineRule="auto"/>
+            <w:tcBorders>
+              <w:bottom w:val="single" w:sz="4" w:space="0" w:color="000000" w:themeColor="text1"/>
+            </w:tcBorders>
+            <w:vAlign w:val="center"/>
+          </w:tcPr>
+          <w:p>
+            <w:pPr>
+              <w:spacing w:line="276" w:lineRule="auto"/>
               <w:jc w:val="center"/>
               <w:rPr>
                 <w:rFonts w:ascii="Times New Roman" w:hAnsi="Times New Roman" w:cs="Times New Roman"/>
@@ -2947,11 +3136,14 @@
         <w:tc>
           <w:tcPr>
             <w:tcW w:w="1842" w:type="dxa"/>
-            <w:vAlign w:val="center"/>
-          </w:tcPr>
-          <w:p>
-            <w:pPr>
-              <w:spacing w:before="20" w:after="20" w:line="276" w:lineRule="auto"/>
+            <w:tcBorders>
+              <w:bottom w:val="single" w:sz="4" w:space="0" w:color="000000" w:themeColor="text1"/>
+            </w:tcBorders>
+            <w:vAlign w:val="center"/>
+          </w:tcPr>
+          <w:p>
+            <w:pPr>
+              <w:spacing w:line="276" w:lineRule="auto"/>
               <w:jc w:val="center"/>
               <w:rPr>
                 <w:rFonts w:ascii="Times New Roman" w:hAnsi="Times New Roman" w:cs="Times New Roman"/>
@@ -2972,11 +3164,15 @@
         <w:tc>
           <w:tcPr>
             <w:tcW w:w="1985" w:type="dxa"/>
-            <w:vAlign w:val="center"/>
-          </w:tcPr>
-          <w:p>
-            <w:pPr>
-              <w:spacing w:before="20" w:after="20" w:line="276" w:lineRule="auto"/>
+            <w:tcBorders>
+              <w:bottom w:val="single" w:sz="4" w:space="0" w:color="000000" w:themeColor="text1"/>
+              <w:right w:val="single" w:sz="4" w:space="0" w:color="000000" w:themeColor="text1"/>
+            </w:tcBorders>
+            <w:vAlign w:val="center"/>
+          </w:tcPr>
+          <w:p>
+            <w:pPr>
+              <w:spacing w:line="276" w:lineRule="auto"/>
               <w:jc w:val="center"/>
               <w:rPr>
                 <w:rFonts w:ascii="Times New Roman" w:hAnsi="Times New Roman" w:cs="Times New Roman"/>
@@ -2997,21 +3193,47 @@
         <w:tc>
           <w:tcPr>
             <w:tcW w:w="2126" w:type="dxa"/>
-            <w:vMerge/>
-          </w:tcPr>
-          <w:p>
-            <w:pPr>
-              <w:spacing w:before="20" w:after="20"/>
-              <w:rPr>
-                <w:rFonts w:ascii="Times New Roman" w:hAnsi="Times New Roman" w:cs="Times New Roman"/>
-              </w:rPr>
-            </w:pPr>
+            <w:vMerge w:val="restart"/>
+            <w:tcBorders>
+              <w:top w:val="single" w:sz="4" w:space="0" w:color="auto"/>
+              <w:left w:val="single" w:sz="4" w:space="0" w:color="000000" w:themeColor="text1"/>
+              <w:bottom w:val="single" w:sz="4" w:space="0" w:color="000000" w:themeColor="text1"/>
+              <w:right w:val="single" w:sz="4" w:space="0" w:color="000000" w:themeColor="text1"/>
+            </w:tcBorders>
+          </w:tcPr>
+          <w:p>
+            <w:pPr>
+              <w:spacing w:before="20" w:after="20"/>
+              <w:rPr>
+                <w:rFonts w:ascii="Times New Roman" w:hAnsi="Times New Roman" w:cs="Times New Roman"/>
+              </w:rPr>
+            </w:pPr>
+            <w:r>
+              <w:rPr>
+                <w:rFonts w:ascii="Times New Roman" w:hAnsi="Times New Roman" w:cs="Times New Roman"/>
+              </w:rPr>
+              <w:t>Ngày trả kết quả:</w:t>
+            </w:r>
+          </w:p>
+          <w:p>
+            <w:pPr>
+              <w:spacing w:before="120" w:after="20"/>
+              <w:rPr>
+                <w:rFonts w:ascii="Times New Roman" w:hAnsi="Times New Roman" w:cs="Times New Roman"/>
+              </w:rPr>
+            </w:pPr>
+            <w:r>
+              <w:rPr>
+                <w:rFonts w:ascii="Times New Roman" w:hAnsi="Times New Roman" w:cs="Times New Roman"/>
+              </w:rPr>
+              <w:t>…………………</w:t>
+            </w:r>
           </w:p>
         </w:tc>
       </w:tr>
       <w:tr>
         <w:trPr>
-          <w:trHeight w:val="403"/>
+          <w:trHeight w:val="350"/>
         </w:trPr>
         <w:tc>
           <w:tcPr>
@@ -3039,7 +3261,7 @@
           </w:tcPr>
           <w:p>
             <w:pPr>
-              <w:spacing w:before="20" w:after="20" w:line="276" w:lineRule="auto"/>
+              <w:spacing w:line="276" w:lineRule="auto"/>
               <w:rPr>
                 <w:rFonts w:ascii="Times New Roman" w:hAnsi="Times New Roman" w:cs="Times New Roman"/>
               </w:rPr>
@@ -3053,7 +3275,7 @@
           </w:tcPr>
           <w:p>
             <w:pPr>
-              <w:spacing w:before="20" w:after="20" w:line="276" w:lineRule="auto"/>
+              <w:spacing w:line="276" w:lineRule="auto"/>
               <w:jc w:val="center"/>
               <w:rPr>
                 <w:rFonts w:ascii="Times New Roman" w:hAnsi="Times New Roman" w:cs="Times New Roman"/>
@@ -3078,7 +3300,7 @@
           </w:tcPr>
           <w:p>
             <w:pPr>
-              <w:spacing w:before="20" w:after="20" w:line="276" w:lineRule="auto"/>
+              <w:spacing w:line="276" w:lineRule="auto"/>
               <w:jc w:val="center"/>
               <w:rPr>
                 <w:rFonts w:ascii="Times New Roman" w:hAnsi="Times New Roman" w:cs="Times New Roman"/>
@@ -3099,11 +3321,14 @@
         <w:tc>
           <w:tcPr>
             <w:tcW w:w="1985" w:type="dxa"/>
-            <w:vAlign w:val="center"/>
-          </w:tcPr>
-          <w:p>
-            <w:pPr>
-              <w:spacing w:before="20" w:after="20" w:line="276" w:lineRule="auto"/>
+            <w:tcBorders>
+              <w:right w:val="single" w:sz="4" w:space="0" w:color="000000" w:themeColor="text1"/>
+            </w:tcBorders>
+            <w:vAlign w:val="center"/>
+          </w:tcPr>
+          <w:p>
+            <w:pPr>
+              <w:spacing w:line="276" w:lineRule="auto"/>
               <w:jc w:val="center"/>
               <w:rPr>
                 <w:rFonts w:ascii="Times New Roman" w:hAnsi="Times New Roman" w:cs="Times New Roman"/>
@@ -3125,6 +3350,10 @@
           <w:tcPr>
             <w:tcW w:w="2126" w:type="dxa"/>
             <w:vMerge/>
+            <w:tcBorders>
+              <w:left w:val="single" w:sz="4" w:space="0" w:color="000000" w:themeColor="text1"/>
+              <w:right w:val="single" w:sz="4" w:space="0" w:color="000000" w:themeColor="text1"/>
+            </w:tcBorders>
           </w:tcPr>
           <w:p>
             <w:pPr>
@@ -3172,7 +3401,7 @@
                 <w:b/>
                 <w:bCs/>
               </w:rPr>
-              <w:t>2</w:t>
+              <w:t>1</w:t>
             </w:r>
             <w:r>
               <w:rPr>
@@ -3188,7 +3417,7 @@
                 <w:b/>
                 <w:bCs/>
               </w:rPr>
-              <w:t>2</w:t>
+              <w:t>1</w:t>
             </w:r>
             <w:r>
               <w:rPr>
@@ -3206,7 +3435,7 @@
           </w:tcPr>
           <w:p>
             <w:pPr>
-              <w:spacing w:before="20" w:after="20" w:line="276" w:lineRule="auto"/>
+              <w:spacing w:line="276" w:lineRule="auto"/>
               <w:rPr>
                 <w:rFonts w:ascii="Times New Roman" w:hAnsi="Times New Roman" w:cs="Times New Roman"/>
               </w:rPr>
@@ -3220,7 +3449,7 @@
           </w:tcPr>
           <w:p>
             <w:pPr>
-              <w:spacing w:before="20" w:after="20" w:line="276" w:lineRule="auto"/>
+              <w:spacing w:line="276" w:lineRule="auto"/>
               <w:jc w:val="center"/>
               <w:rPr>
                 <w:rFonts w:ascii="Times New Roman" w:hAnsi="Times New Roman" w:cs="Times New Roman"/>
@@ -3245,7 +3474,7 @@
           </w:tcPr>
           <w:p>
             <w:pPr>
-              <w:spacing w:before="20" w:after="20" w:line="276" w:lineRule="auto"/>
+              <w:spacing w:line="276" w:lineRule="auto"/>
               <w:jc w:val="center"/>
               <w:rPr>
                 <w:rFonts w:ascii="Times New Roman" w:hAnsi="Times New Roman" w:cs="Times New Roman"/>
@@ -3270,7 +3499,7 @@
           </w:tcPr>
           <w:p>
             <w:pPr>
-              <w:spacing w:before="20" w:after="20" w:line="276" w:lineRule="auto"/>
+              <w:spacing w:line="276" w:lineRule="auto"/>
               <w:jc w:val="center"/>
               <w:rPr>
                 <w:rFonts w:ascii="Times New Roman" w:hAnsi="Times New Roman" w:cs="Times New Roman"/>
@@ -3304,20 +3533,53 @@
               <w:rPr>
                 <w:rFonts w:ascii="Times New Roman" w:hAnsi="Times New Roman" w:cs="Times New Roman"/>
               </w:rPr>
-              <w:t>Ký nhận KQ:</w:t>
+              <w:t>Số phiếu KQ:</w:t>
+            </w:r>
+          </w:p>
+          <w:p>
+            <w:pPr>
+              <w:spacing w:before="20" w:after="20"/>
+              <w:rPr>
+                <w:rFonts w:ascii="Times New Roman" w:hAnsi="Times New Roman" w:cs="Times New Roman"/>
+                <w:b/>
+                <w:bCs/>
+              </w:rPr>
+            </w:pPr>
+            <w:r>
+              <w:rPr>
+                <w:rFonts w:ascii="Times New Roman" w:hAnsi="Times New Roman" w:cs="Times New Roman"/>
+                <w:b/>
+                <w:bCs/>
+              </w:rPr>
+              <w:t>ĐX-</w:t>
+            </w:r>
+          </w:p>
+          <w:p>
+            <w:pPr>
+              <w:spacing w:before="20" w:after="20"/>
+              <w:rPr>
+                <w:rFonts w:ascii="Times New Roman" w:hAnsi="Times New Roman" w:cs="Times New Roman"/>
+              </w:rPr>
+            </w:pPr>
+            <w:r>
+              <w:rPr>
+                <w:rFonts w:ascii="Times New Roman" w:hAnsi="Times New Roman" w:cs="Times New Roman"/>
+                <w:b/>
+                <w:bCs/>
+              </w:rPr>
+              <w:t>CL{{code1}}</w:t>
             </w:r>
           </w:p>
         </w:tc>
       </w:tr>
       <w:tr>
         <w:trPr>
-          <w:trHeight w:val="356"/>
+          <w:trHeight w:val="331"/>
         </w:trPr>
         <w:tc>
           <w:tcPr>
             <w:tcW w:w="4058" w:type="dxa"/>
             <w:vMerge/>
-            <w:vAlign w:val="bottom"/>
           </w:tcPr>
           <w:p>
             <w:pPr>
@@ -3331,10 +3593,11 @@
         <w:tc>
           <w:tcPr>
             <w:tcW w:w="3829" w:type="dxa"/>
-          </w:tcPr>
-          <w:p>
-            <w:pPr>
-              <w:spacing w:before="20" w:after="20" w:line="276" w:lineRule="auto"/>
+            <w:vMerge w:val="restart"/>
+          </w:tcPr>
+          <w:p>
+            <w:pPr>
+              <w:spacing w:line="276" w:lineRule="auto"/>
               <w:rPr>
                 <w:rFonts w:ascii="Times New Roman" w:hAnsi="Times New Roman" w:cs="Times New Roman"/>
               </w:rPr>
@@ -3344,11 +3607,12 @@
         <w:tc>
           <w:tcPr>
             <w:tcW w:w="1134" w:type="dxa"/>
-            <w:vAlign w:val="center"/>
-          </w:tcPr>
-          <w:p>
-            <w:pPr>
-              <w:spacing w:before="20" w:after="20" w:line="276" w:lineRule="auto"/>
+            <w:vMerge w:val="restart"/>
+            <w:vAlign w:val="center"/>
+          </w:tcPr>
+          <w:p>
+            <w:pPr>
+              <w:spacing w:line="276" w:lineRule="auto"/>
               <w:jc w:val="center"/>
               <w:rPr>
                 <w:rFonts w:ascii="Times New Roman" w:hAnsi="Times New Roman" w:cs="Times New Roman"/>
@@ -3369,11 +3633,12 @@
         <w:tc>
           <w:tcPr>
             <w:tcW w:w="1842" w:type="dxa"/>
-            <w:vAlign w:val="center"/>
-          </w:tcPr>
-          <w:p>
-            <w:pPr>
-              <w:spacing w:before="20" w:after="20" w:line="276" w:lineRule="auto"/>
+            <w:vMerge w:val="restart"/>
+            <w:vAlign w:val="center"/>
+          </w:tcPr>
+          <w:p>
+            <w:pPr>
+              <w:spacing w:line="276" w:lineRule="auto"/>
               <w:jc w:val="center"/>
               <w:rPr>
                 <w:rFonts w:ascii="Times New Roman" w:hAnsi="Times New Roman" w:cs="Times New Roman"/>
@@ -3394,11 +3659,12 @@
         <w:tc>
           <w:tcPr>
             <w:tcW w:w="1985" w:type="dxa"/>
-            <w:vAlign w:val="center"/>
-          </w:tcPr>
-          <w:p>
-            <w:pPr>
-              <w:spacing w:before="20" w:after="20" w:line="276" w:lineRule="auto"/>
+            <w:vMerge w:val="restart"/>
+            <w:vAlign w:val="center"/>
+          </w:tcPr>
+          <w:p>
+            <w:pPr>
+              <w:spacing w:line="276" w:lineRule="auto"/>
               <w:jc w:val="center"/>
               <w:rPr>
                 <w:rFonts w:ascii="Times New Roman" w:hAnsi="Times New Roman" w:cs="Times New Roman"/>
@@ -3436,7 +3702,121 @@
       </w:tr>
       <w:tr>
         <w:trPr>
-          <w:trHeight w:val="350"/>
+          <w:trHeight w:val="293"/>
+        </w:trPr>
+        <w:tc>
+          <w:tcPr>
+            <w:tcW w:w="4058" w:type="dxa"/>
+            <w:vMerge/>
+          </w:tcPr>
+          <w:p>
+            <w:pPr>
+              <w:spacing w:before="20" w:after="20"/>
+              <w:rPr>
+                <w:rFonts w:ascii="Times New Roman" w:hAnsi="Times New Roman" w:cs="Times New Roman"/>
+              </w:rPr>
+            </w:pPr>
+          </w:p>
+        </w:tc>
+        <w:tc>
+          <w:tcPr>
+            <w:tcW w:w="3829" w:type="dxa"/>
+            <w:vMerge/>
+          </w:tcPr>
+          <w:p>
+            <w:pPr>
+              <w:rPr>
+                <w:rFonts w:ascii="Times New Roman" w:hAnsi="Times New Roman" w:cs="Times New Roman"/>
+              </w:rPr>
+            </w:pPr>
+          </w:p>
+        </w:tc>
+        <w:tc>
+          <w:tcPr>
+            <w:tcW w:w="1134" w:type="dxa"/>
+            <w:vMerge/>
+            <w:vAlign w:val="center"/>
+          </w:tcPr>
+          <w:p>
+            <w:pPr>
+              <w:jc w:val="center"/>
+              <w:rPr>
+                <w:rFonts w:ascii="Times New Roman" w:hAnsi="Times New Roman" w:cs="Times New Roman"/>
+                <w:sz w:val="28"/>
+                <w:szCs w:val="28"/>
+              </w:rPr>
+            </w:pPr>
+          </w:p>
+        </w:tc>
+        <w:tc>
+          <w:tcPr>
+            <w:tcW w:w="1842" w:type="dxa"/>
+            <w:vMerge/>
+            <w:vAlign w:val="center"/>
+          </w:tcPr>
+          <w:p>
+            <w:pPr>
+              <w:jc w:val="center"/>
+              <w:rPr>
+                <w:rFonts w:ascii="Times New Roman" w:hAnsi="Times New Roman" w:cs="Times New Roman"/>
+                <w:sz w:val="28"/>
+                <w:szCs w:val="28"/>
+              </w:rPr>
+            </w:pPr>
+          </w:p>
+        </w:tc>
+        <w:tc>
+          <w:tcPr>
+            <w:tcW w:w="1985" w:type="dxa"/>
+            <w:vMerge/>
+            <w:vAlign w:val="center"/>
+          </w:tcPr>
+          <w:p>
+            <w:pPr>
+              <w:jc w:val="center"/>
+              <w:rPr>
+                <w:rFonts w:ascii="Times New Roman" w:hAnsi="Times New Roman" w:cs="Times New Roman"/>
+                <w:sz w:val="28"/>
+                <w:szCs w:val="28"/>
+              </w:rPr>
+            </w:pPr>
+          </w:p>
+        </w:tc>
+        <w:tc>
+          <w:tcPr>
+            <w:tcW w:w="2126" w:type="dxa"/>
+            <w:vMerge w:val="restart"/>
+            <w:tcBorders>
+              <w:top w:val="single" w:sz="4" w:space="0" w:color="auto"/>
+            </w:tcBorders>
+          </w:tcPr>
+          <w:p>
+            <w:pPr>
+              <w:spacing w:before="20" w:after="20"/>
+              <w:rPr>
+                <w:rFonts w:ascii="Times New Roman" w:hAnsi="Times New Roman" w:cs="Times New Roman"/>
+              </w:rPr>
+            </w:pPr>
+            <w:r>
+              <w:rPr>
+                <w:rFonts w:ascii="Times New Roman" w:hAnsi="Times New Roman" w:cs="Times New Roman"/>
+              </w:rPr>
+              <w:t>Ký nhận KQ:</w:t>
+            </w:r>
+          </w:p>
+          <w:p>
+            <w:pPr>
+              <w:spacing w:before="20" w:after="20"/>
+              <w:rPr>
+                <w:rFonts w:ascii="Times New Roman" w:hAnsi="Times New Roman" w:cs="Times New Roman"/>
+              </w:rPr>
+            </w:pPr>
+          </w:p>
+        </w:tc>
+      </w:tr>
+      <w:tr>
+        <w:trPr>
+          <w:trHeight w:val="311"/>
         </w:trPr>
         <w:tc>
           <w:tcPr>
@@ -3462,37 +3842,166 @@
               <w:spacing w:before="20" w:after="20" w:line="276" w:lineRule="auto"/>
               <w:rPr>
                 <w:rFonts w:ascii="Times New Roman" w:hAnsi="Times New Roman" w:cs="Times New Roman"/>
-              </w:rPr>
-            </w:pPr>
-            <w:r>
-              <w:rPr>
-                <w:rFonts w:ascii="Times New Roman" w:hAnsi="Times New Roman" w:cs="Times New Roman"/>
                 <w:b/>
                 <w:bCs/>
               </w:rPr>
-              <w:t>{{expectedDate</w:t>
-            </w:r>
+            </w:pPr>
             <w:r>
               <w:rPr>
                 <w:rFonts w:ascii="Times New Roman" w:hAnsi="Times New Roman" w:cs="Times New Roman"/>
                 <w:b/>
                 <w:bCs/>
               </w:rPr>
-              <w:t>2</w:t>
-            </w:r>
-            <w:r>
-              <w:rPr>
-                <w:rFonts w:ascii="Times New Roman" w:hAnsi="Times New Roman" w:cs="Times New Roman"/>
-                <w:b/>
-                <w:bCs/>
-              </w:rPr>
-              <w:t>}}</w:t>
+              <w:t>{{expectedDate1}}</w:t>
             </w:r>
           </w:p>
         </w:tc>
         <w:tc>
           <w:tcPr>
             <w:tcW w:w="3829" w:type="dxa"/>
+            <w:vMerge w:val="restart"/>
+            <w:tcBorders>
+              <w:right w:val="single" w:sz="4" w:space="0" w:color="000000" w:themeColor="text1"/>
+            </w:tcBorders>
+          </w:tcPr>
+          <w:p>
+            <w:pPr>
+              <w:spacing w:line="276" w:lineRule="auto"/>
+              <w:rPr>
+                <w:rFonts w:ascii="Times New Roman" w:hAnsi="Times New Roman" w:cs="Times New Roman"/>
+              </w:rPr>
+            </w:pPr>
+          </w:p>
+        </w:tc>
+        <w:tc>
+          <w:tcPr>
+            <w:tcW w:w="1134" w:type="dxa"/>
+            <w:vMerge w:val="restart"/>
+            <w:tcBorders>
+              <w:left w:val="single" w:sz="4" w:space="0" w:color="000000" w:themeColor="text1"/>
+              <w:right w:val="single" w:sz="4" w:space="0" w:color="auto"/>
+            </w:tcBorders>
+            <w:vAlign w:val="center"/>
+          </w:tcPr>
+          <w:p>
+            <w:pPr>
+              <w:spacing w:line="276" w:lineRule="auto"/>
+              <w:jc w:val="center"/>
+              <w:rPr>
+                <w:rFonts w:ascii="Times New Roman" w:hAnsi="Times New Roman" w:cs="Times New Roman"/>
+                <w:sz w:val="28"/>
+                <w:szCs w:val="28"/>
+              </w:rPr>
+            </w:pPr>
+            <w:r>
+              <w:rPr>
+                <w:rFonts w:ascii="Times New Roman" w:hAnsi="Times New Roman" w:cs="Times New Roman"/>
+                <w:sz w:val="28"/>
+                <w:szCs w:val="28"/>
+              </w:rPr>
+              <w:sym w:font="Wingdings 2" w:char="F0A3"/>
+            </w:r>
+          </w:p>
+        </w:tc>
+        <w:tc>
+          <w:tcPr>
+            <w:tcW w:w="1842" w:type="dxa"/>
+            <w:vMerge w:val="restart"/>
+            <w:tcBorders>
+              <w:left w:val="single" w:sz="4" w:space="0" w:color="auto"/>
+              <w:right w:val="single" w:sz="4" w:space="0" w:color="auto"/>
+            </w:tcBorders>
+            <w:vAlign w:val="center"/>
+          </w:tcPr>
+          <w:p>
+            <w:pPr>
+              <w:spacing w:line="276" w:lineRule="auto"/>
+              <w:jc w:val="center"/>
+              <w:rPr>
+                <w:rFonts w:ascii="Times New Roman" w:hAnsi="Times New Roman" w:cs="Times New Roman"/>
+                <w:sz w:val="28"/>
+                <w:szCs w:val="28"/>
+              </w:rPr>
+            </w:pPr>
+            <w:r>
+              <w:rPr>
+                <w:rFonts w:ascii="Times New Roman" w:hAnsi="Times New Roman" w:cs="Times New Roman"/>
+                <w:sz w:val="28"/>
+                <w:szCs w:val="28"/>
+              </w:rPr>
+              <w:sym w:font="Wingdings 2" w:char="F0A3"/>
+            </w:r>
+          </w:p>
+        </w:tc>
+        <w:tc>
+          <w:tcPr>
+            <w:tcW w:w="1985" w:type="dxa"/>
+            <w:vMerge w:val="restart"/>
+            <w:tcBorders>
+              <w:left w:val="single" w:sz="4" w:space="0" w:color="auto"/>
+            </w:tcBorders>
+            <w:vAlign w:val="center"/>
+          </w:tcPr>
+          <w:p>
+            <w:pPr>
+              <w:spacing w:line="276" w:lineRule="auto"/>
+              <w:jc w:val="center"/>
+              <w:rPr>
+                <w:rFonts w:ascii="Times New Roman" w:hAnsi="Times New Roman" w:cs="Times New Roman"/>
+                <w:sz w:val="28"/>
+                <w:szCs w:val="28"/>
+              </w:rPr>
+            </w:pPr>
+            <w:r>
+              <w:rPr>
+                <w:rFonts w:ascii="Times New Roman" w:hAnsi="Times New Roman" w:cs="Times New Roman"/>
+                <w:sz w:val="28"/>
+                <w:szCs w:val="28"/>
+              </w:rPr>
+              <w:sym w:font="Wingdings 2" w:char="F0A3"/>
+            </w:r>
+          </w:p>
+        </w:tc>
+        <w:tc>
+          <w:tcPr>
+            <w:tcW w:w="2126" w:type="dxa"/>
+            <w:vMerge/>
+            <w:tcBorders>
+              <w:bottom w:val="single" w:sz="4" w:space="0" w:color="auto"/>
+            </w:tcBorders>
+          </w:tcPr>
+          <w:p>
+            <w:pPr>
+              <w:spacing w:before="20" w:after="20"/>
+              <w:rPr>
+                <w:rFonts w:ascii="Times New Roman" w:hAnsi="Times New Roman" w:cs="Times New Roman"/>
+              </w:rPr>
+            </w:pPr>
+          </w:p>
+        </w:tc>
+      </w:tr>
+      <w:tr>
+        <w:trPr>
+          <w:trHeight w:val="293"/>
+        </w:trPr>
+        <w:tc>
+          <w:tcPr>
+            <w:tcW w:w="4058" w:type="dxa"/>
+            <w:vMerge/>
+          </w:tcPr>
+          <w:p>
+            <w:pPr>
+              <w:spacing w:before="20" w:after="20"/>
+              <w:rPr>
+                <w:rFonts w:ascii="Times New Roman" w:hAnsi="Times New Roman" w:cs="Times New Roman"/>
+              </w:rPr>
+            </w:pPr>
+          </w:p>
+        </w:tc>
+        <w:tc>
+          <w:tcPr>
+            <w:tcW w:w="3829" w:type="dxa"/>
+            <w:vMerge/>
             <w:tcBorders>
               <w:bottom w:val="single" w:sz="4" w:space="0" w:color="auto"/>
               <w:right w:val="single" w:sz="4" w:space="0" w:color="000000" w:themeColor="text1"/>
@@ -3500,7 +4009,6 @@
           </w:tcPr>
           <w:p>
             <w:pPr>
-              <w:spacing w:before="20" w:after="20" w:line="276" w:lineRule="auto"/>
               <w:rPr>
                 <w:rFonts w:ascii="Times New Roman" w:hAnsi="Times New Roman" w:cs="Times New Roman"/>
               </w:rPr>
@@ -3510,6 +4018,7 @@
         <w:tc>
           <w:tcPr>
             <w:tcW w:w="1134" w:type="dxa"/>
+            <w:vMerge/>
             <w:tcBorders>
               <w:left w:val="single" w:sz="4" w:space="0" w:color="000000" w:themeColor="text1"/>
               <w:bottom w:val="single" w:sz="4" w:space="0" w:color="auto"/>
@@ -3519,27 +4028,19 @@
           </w:tcPr>
           <w:p>
             <w:pPr>
-              <w:spacing w:before="20" w:after="20" w:line="276" w:lineRule="auto"/>
-              <w:jc w:val="center"/>
-              <w:rPr>
-                <w:rFonts w:ascii="Times New Roman" w:hAnsi="Times New Roman" w:cs="Times New Roman"/>
-                <w:sz w:val="28"/>
-                <w:szCs w:val="28"/>
-              </w:rPr>
-            </w:pPr>
-            <w:r>
-              <w:rPr>
-                <w:rFonts w:ascii="Times New Roman" w:hAnsi="Times New Roman" w:cs="Times New Roman"/>
-                <w:sz w:val="28"/>
-                <w:szCs w:val="28"/>
-              </w:rPr>
-              <w:sym w:font="Wingdings 2" w:char="F0A3"/>
-            </w:r>
+              <w:jc w:val="center"/>
+              <w:rPr>
+                <w:rFonts w:ascii="Times New Roman" w:hAnsi="Times New Roman" w:cs="Times New Roman"/>
+                <w:sz w:val="28"/>
+                <w:szCs w:val="28"/>
+              </w:rPr>
+            </w:pPr>
           </w:p>
         </w:tc>
         <w:tc>
           <w:tcPr>
             <w:tcW w:w="1842" w:type="dxa"/>
+            <w:vMerge/>
             <w:tcBorders>
               <w:left w:val="single" w:sz="4" w:space="0" w:color="auto"/>
               <w:bottom w:val="single" w:sz="4" w:space="0" w:color="auto"/>
@@ -3549,27 +4050,19 @@
           </w:tcPr>
           <w:p>
             <w:pPr>
-              <w:spacing w:before="20" w:after="20" w:line="276" w:lineRule="auto"/>
-              <w:jc w:val="center"/>
-              <w:rPr>
-                <w:rFonts w:ascii="Times New Roman" w:hAnsi="Times New Roman" w:cs="Times New Roman"/>
-                <w:sz w:val="28"/>
-                <w:szCs w:val="28"/>
-              </w:rPr>
-            </w:pPr>
-            <w:r>
-              <w:rPr>
-                <w:rFonts w:ascii="Times New Roman" w:hAnsi="Times New Roman" w:cs="Times New Roman"/>
-                <w:sz w:val="28"/>
-                <w:szCs w:val="28"/>
-              </w:rPr>
-              <w:sym w:font="Wingdings 2" w:char="F0A3"/>
-            </w:r>
+              <w:jc w:val="center"/>
+              <w:rPr>
+                <w:rFonts w:ascii="Times New Roman" w:hAnsi="Times New Roman" w:cs="Times New Roman"/>
+                <w:sz w:val="28"/>
+                <w:szCs w:val="28"/>
+              </w:rPr>
+            </w:pPr>
           </w:p>
         </w:tc>
         <w:tc>
           <w:tcPr>
             <w:tcW w:w="1985" w:type="dxa"/>
+            <w:vMerge/>
             <w:tcBorders>
               <w:left w:val="single" w:sz="4" w:space="0" w:color="auto"/>
               <w:bottom w:val="single" w:sz="4" w:space="0" w:color="auto"/>
@@ -3578,22 +4071,13 @@
           </w:tcPr>
           <w:p>
             <w:pPr>
-              <w:spacing w:before="20" w:after="20" w:line="276" w:lineRule="auto"/>
-              <w:jc w:val="center"/>
-              <w:rPr>
-                <w:rFonts w:ascii="Times New Roman" w:hAnsi="Times New Roman" w:cs="Times New Roman"/>
-                <w:sz w:val="28"/>
-                <w:szCs w:val="28"/>
-              </w:rPr>
-            </w:pPr>
-            <w:r>
-              <w:rPr>
-                <w:rFonts w:ascii="Times New Roman" w:hAnsi="Times New Roman" w:cs="Times New Roman"/>
-                <w:sz w:val="28"/>
-                <w:szCs w:val="28"/>
-              </w:rPr>
-              <w:sym w:font="Wingdings 2" w:char="F0A3"/>
-            </w:r>
+              <w:jc w:val="center"/>
+              <w:rPr>
+                <w:rFonts w:ascii="Times New Roman" w:hAnsi="Times New Roman" w:cs="Times New Roman"/>
+                <w:sz w:val="28"/>
+                <w:szCs w:val="28"/>
+              </w:rPr>
+            </w:pPr>
           </w:p>
         </w:tc>
         <w:tc>
@@ -3622,12 +4106,15 @@
       </w:tr>
       <w:tr>
         <w:trPr>
-          <w:trHeight w:val="462"/>
+          <w:trHeight w:val="435"/>
         </w:trPr>
         <w:tc>
           <w:tcPr>
             <w:tcW w:w="4058" w:type="dxa"/>
             <w:vMerge/>
+            <w:tcBorders>
+              <w:bottom w:val="double" w:sz="4" w:space="0" w:color="000000" w:themeColor="text1"/>
+            </w:tcBorders>
           </w:tcPr>
           <w:p>
             <w:pPr>
@@ -3643,12 +4130,13 @@
             <w:tcW w:w="3829" w:type="dxa"/>
             <w:tcBorders>
               <w:top w:val="single" w:sz="4" w:space="0" w:color="auto"/>
+              <w:bottom w:val="double" w:sz="4" w:space="0" w:color="000000" w:themeColor="text1"/>
               <w:right w:val="single" w:sz="4" w:space="0" w:color="000000" w:themeColor="text1"/>
             </w:tcBorders>
           </w:tcPr>
           <w:p>
             <w:pPr>
-              <w:spacing w:before="20" w:after="20" w:line="276" w:lineRule="auto"/>
+              <w:spacing w:line="276" w:lineRule="auto"/>
               <w:rPr>
                 <w:rFonts w:ascii="Times New Roman" w:hAnsi="Times New Roman" w:cs="Times New Roman"/>
               </w:rPr>
@@ -3661,13 +4149,14 @@
             <w:tcBorders>
               <w:top w:val="single" w:sz="4" w:space="0" w:color="auto"/>
               <w:left w:val="single" w:sz="4" w:space="0" w:color="000000" w:themeColor="text1"/>
+              <w:bottom w:val="double" w:sz="4" w:space="0" w:color="000000" w:themeColor="text1"/>
               <w:right w:val="single" w:sz="4" w:space="0" w:color="auto"/>
             </w:tcBorders>
             <w:vAlign w:val="center"/>
           </w:tcPr>
           <w:p>
             <w:pPr>
-              <w:spacing w:before="20" w:after="20" w:line="276" w:lineRule="auto"/>
+              <w:spacing w:line="276" w:lineRule="auto"/>
               <w:jc w:val="center"/>
               <w:rPr>
                 <w:rFonts w:ascii="Times New Roman" w:hAnsi="Times New Roman" w:cs="Times New Roman"/>
@@ -3691,13 +4180,14 @@
             <w:tcBorders>
               <w:top w:val="single" w:sz="4" w:space="0" w:color="auto"/>
               <w:left w:val="single" w:sz="4" w:space="0" w:color="auto"/>
+              <w:bottom w:val="double" w:sz="4" w:space="0" w:color="000000" w:themeColor="text1"/>
               <w:right w:val="single" w:sz="4" w:space="0" w:color="auto"/>
             </w:tcBorders>
             <w:vAlign w:val="center"/>
           </w:tcPr>
           <w:p>
             <w:pPr>
-              <w:spacing w:before="20" w:after="20" w:line="276" w:lineRule="auto"/>
+              <w:spacing w:line="276" w:lineRule="auto"/>
               <w:jc w:val="center"/>
               <w:rPr>
                 <w:rFonts w:ascii="Times New Roman" w:hAnsi="Times New Roman" w:cs="Times New Roman"/>
@@ -3721,12 +4211,13 @@
             <w:tcBorders>
               <w:top w:val="single" w:sz="4" w:space="0" w:color="auto"/>
               <w:left w:val="single" w:sz="4" w:space="0" w:color="auto"/>
-            </w:tcBorders>
-            <w:vAlign w:val="center"/>
-          </w:tcPr>
-          <w:p>
-            <w:pPr>
-              <w:spacing w:before="20" w:after="20" w:line="276" w:lineRule="auto"/>
+              <w:bottom w:val="double" w:sz="4" w:space="0" w:color="000000" w:themeColor="text1"/>
+            </w:tcBorders>
+            <w:vAlign w:val="center"/>
+          </w:tcPr>
+          <w:p>
+            <w:pPr>
+              <w:spacing w:line="276" w:lineRule="auto"/>
               <w:jc w:val="center"/>
               <w:rPr>
                 <w:rFonts w:ascii="Times New Roman" w:hAnsi="Times New Roman" w:cs="Times New Roman"/>
@@ -3748,6 +4239,9 @@
           <w:tcPr>
             <w:tcW w:w="2126" w:type="dxa"/>
             <w:vMerge/>
+            <w:tcBorders>
+              <w:bottom w:val="double" w:sz="4" w:space="0" w:color="000000" w:themeColor="text1"/>
+            </w:tcBorders>
           </w:tcPr>
           <w:p>
             <w:pPr>
@@ -3765,10 +4259,10 @@
         <w:tabs>
           <w:tab w:val="left" w:pos="12810"/>
         </w:tabs>
+        <w:rPr>
+          <w:vanish/>
+        </w:rPr>
       </w:pPr>
-      <w:r>
-        <w:tab/>
-      </w:r>
     </w:p>
     <w:sectPr>
       <w:headerReference w:type="default" r:id="rId6"/>

--- a/DX-SAMPLELIST.docx
+++ b/DX-SAMPLELIST.docx
@@ -2208,7 +2208,23 @@
                 <w:b/>
                 <w:bCs/>
               </w:rPr>
-              <w:t>{{sampleName1}}</w:t>
+              <w:t>{{sampleName</w:t>
+            </w:r>
+            <w:r>
+              <w:rPr>
+                <w:rFonts w:ascii="Times New Roman" w:hAnsi="Times New Roman" w:cs="Times New Roman"/>
+                <w:b/>
+                <w:bCs/>
+              </w:rPr>
+              <w:t>2</w:t>
+            </w:r>
+            <w:r>
+              <w:rPr>
+                <w:rFonts w:ascii="Times New Roman" w:hAnsi="Times New Roman" w:cs="Times New Roman"/>
+                <w:b/>
+                <w:bCs/>
+              </w:rPr>
+              <w:t>}}</w:t>
             </w:r>
           </w:p>
           <w:p>
@@ -2224,7 +2240,23 @@
                 <w:b/>
                 <w:bCs/>
               </w:rPr>
-              <w:t>{{sampleInfo1}}</w:t>
+              <w:t>{{sampleInfo</w:t>
+            </w:r>
+            <w:r>
+              <w:rPr>
+                <w:rFonts w:ascii="Times New Roman" w:hAnsi="Times New Roman" w:cs="Times New Roman"/>
+                <w:b/>
+                <w:bCs/>
+              </w:rPr>
+              <w:t>2</w:t>
+            </w:r>
+            <w:r>
+              <w:rPr>
+                <w:rFonts w:ascii="Times New Roman" w:hAnsi="Times New Roman" w:cs="Times New Roman"/>
+                <w:b/>
+                <w:bCs/>
+              </w:rPr>
+              <w:t>}}</w:t>
             </w:r>
           </w:p>
         </w:tc>
@@ -2413,7 +2445,23 @@
                 <w:b/>
                 <w:bCs/>
               </w:rPr>
-              <w:t>{{customerVie1}}</w:t>
+              <w:t>{{customerVie</w:t>
+            </w:r>
+            <w:r>
+              <w:rPr>
+                <w:rFonts w:ascii="Times New Roman" w:hAnsi="Times New Roman" w:cs="Times New Roman"/>
+                <w:b/>
+                <w:bCs/>
+              </w:rPr>
+              <w:t>2</w:t>
+            </w:r>
+            <w:r>
+              <w:rPr>
+                <w:rFonts w:ascii="Times New Roman" w:hAnsi="Times New Roman" w:cs="Times New Roman"/>
+                <w:b/>
+                <w:bCs/>
+              </w:rPr>
+              <w:t>}}</w:t>
             </w:r>
           </w:p>
         </w:tc>
@@ -2470,7 +2518,23 @@
                 <w:b/>
                 <w:bCs/>
               </w:rPr>
-              <w:t>{{characteristics1}}</w:t>
+              <w:t>{{characteristics</w:t>
+            </w:r>
+            <w:r>
+              <w:rPr>
+                <w:rFonts w:ascii="Times New Roman" w:hAnsi="Times New Roman" w:cs="Times New Roman"/>
+                <w:b/>
+                <w:bCs/>
+              </w:rPr>
+              <w:t>2</w:t>
+            </w:r>
+            <w:r>
+              <w:rPr>
+                <w:rFonts w:ascii="Times New Roman" w:hAnsi="Times New Roman" w:cs="Times New Roman"/>
+                <w:b/>
+                <w:bCs/>
+              </w:rPr>
+              <w:t>}}</w:t>
             </w:r>
           </w:p>
         </w:tc>
@@ -2787,7 +2851,23 @@
                 <w:b/>
                 <w:bCs/>
               </w:rPr>
-              <w:t>{{code1}}</w:t>
+              <w:t>{{code</w:t>
+            </w:r>
+            <w:r>
+              <w:rPr>
+                <w:rFonts w:ascii="Times New Roman" w:hAnsi="Times New Roman" w:cs="Times New Roman"/>
+                <w:b/>
+                <w:bCs/>
+              </w:rPr>
+              <w:t>2</w:t>
+            </w:r>
+            <w:r>
+              <w:rPr>
+                <w:rFonts w:ascii="Times New Roman" w:hAnsi="Times New Roman" w:cs="Times New Roman"/>
+                <w:b/>
+                <w:bCs/>
+              </w:rPr>
+              <w:t>}}</w:t>
             </w:r>
           </w:p>
         </w:tc>
@@ -2939,7 +3019,23 @@
                 <w:b/>
                 <w:bCs/>
               </w:rPr>
-              <w:t>{{quantity1}}</w:t>
+              <w:t>{{quantity</w:t>
+            </w:r>
+            <w:r>
+              <w:rPr>
+                <w:rFonts w:ascii="Times New Roman" w:hAnsi="Times New Roman" w:cs="Times New Roman"/>
+                <w:b/>
+                <w:bCs/>
+              </w:rPr>
+              <w:t>2</w:t>
+            </w:r>
+            <w:r>
+              <w:rPr>
+                <w:rFonts w:ascii="Times New Roman" w:hAnsi="Times New Roman" w:cs="Times New Roman"/>
+                <w:b/>
+                <w:bCs/>
+              </w:rPr>
+              <w:t>}}</w:t>
             </w:r>
           </w:p>
         </w:tc>
@@ -3085,7 +3181,23 @@
                 <w:b/>
                 <w:bCs/>
               </w:rPr>
-              <w:t>{{receiveDate1}}</w:t>
+              <w:t>{{receiveDate</w:t>
+            </w:r>
+            <w:r>
+              <w:rPr>
+                <w:rFonts w:ascii="Times New Roman" w:hAnsi="Times New Roman" w:cs="Times New Roman"/>
+                <w:b/>
+                <w:bCs/>
+              </w:rPr>
+              <w:t>2</w:t>
+            </w:r>
+            <w:r>
+              <w:rPr>
+                <w:rFonts w:ascii="Times New Roman" w:hAnsi="Times New Roman" w:cs="Times New Roman"/>
+                <w:b/>
+                <w:bCs/>
+              </w:rPr>
+              <w:t>}}</w:t>
             </w:r>
           </w:p>
         </w:tc>
@@ -3401,7 +3513,7 @@
                 <w:b/>
                 <w:bCs/>
               </w:rPr>
-              <w:t>1</w:t>
+              <w:t>2</w:t>
             </w:r>
             <w:r>
               <w:rPr>
@@ -3417,7 +3529,7 @@
                 <w:b/>
                 <w:bCs/>
               </w:rPr>
-              <w:t>1</w:t>
+              <w:t>2</w:t>
             </w:r>
             <w:r>
               <w:rPr>
@@ -3567,7 +3679,23 @@
                 <w:b/>
                 <w:bCs/>
               </w:rPr>
-              <w:t>CL{{code1}}</w:t>
+              <w:t>CL{{code</w:t>
+            </w:r>
+            <w:r>
+              <w:rPr>
+                <w:rFonts w:ascii="Times New Roman" w:hAnsi="Times New Roman" w:cs="Times New Roman"/>
+                <w:b/>
+                <w:bCs/>
+              </w:rPr>
+              <w:t>2</w:t>
+            </w:r>
+            <w:r>
+              <w:rPr>
+                <w:rFonts w:ascii="Times New Roman" w:hAnsi="Times New Roman" w:cs="Times New Roman"/>
+                <w:b/>
+                <w:bCs/>
+              </w:rPr>
+              <w:t>}}</w:t>
             </w:r>
           </w:p>
         </w:tc>
@@ -3852,7 +3980,23 @@
                 <w:b/>
                 <w:bCs/>
               </w:rPr>
-              <w:t>{{expectedDate1}}</w:t>
+              <w:t>{{expectedDate</w:t>
+            </w:r>
+            <w:r>
+              <w:rPr>
+                <w:rFonts w:ascii="Times New Roman" w:hAnsi="Times New Roman" w:cs="Times New Roman"/>
+                <w:b/>
+                <w:bCs/>
+              </w:rPr>
+              <w:t>2</w:t>
+            </w:r>
+            <w:r>
+              <w:rPr>
+                <w:rFonts w:ascii="Times New Roman" w:hAnsi="Times New Roman" w:cs="Times New Roman"/>
+                <w:b/>
+                <w:bCs/>
+              </w:rPr>
+              <w:t>}}</w:t>
             </w:r>
           </w:p>
         </w:tc>
